--- a/Style guideline.docx
+++ b/Style guideline.docx
@@ -1,929 +1,2426 @@
 
 <file path=word/document.xml><?xml version="1.0" encoding="utf-8"?>
 <w:document xmlns:wpc="http://schemas.microsoft.com/office/word/2010/wordprocessingCanvas" xmlns:cx="http://schemas.microsoft.com/office/drawing/2014/chartex" xmlns:cx1="http://schemas.microsoft.com/office/drawing/2015/9/8/chartex" xmlns:cx2="http://schemas.microsoft.com/office/drawing/2015/10/21/chartex" xmlns:cx3="http://schemas.microsoft.com/office/drawing/2016/5/9/chartex" xmlns:cx4="http://schemas.microsoft.com/office/drawing/2016/5/10/chartex" xmlns:cx5="http://schemas.microsoft.com/office/drawing/2016/5/11/chartex" xmlns:cx6="http://schemas.microsoft.com/office/drawing/2016/5/12/chartex" xmlns:cx7="http://schemas.microsoft.com/office/drawing/2016/5/13/chartex" xmlns:cx8="http://schemas.microsoft.com/office/drawing/2016/5/14/chartex" xmlns:mc="http://schemas.openxmlformats.org/markup-compatibility/2006" xmlns:aink="http://schemas.microsoft.com/office/drawing/2016/ink" xmlns:am3d="http://schemas.microsoft.com/office/drawing/2017/model3d" xmlns:o="urn:schemas-microsoft-com:office:office" xmlns:oel="http://schemas.microsoft.com/office/2019/extlst" xmlns:r="http://schemas.openxmlformats.org/officeDocument/2006/relationships" xmlns:m="http://schemas.openxmlformats.org/officeDocument/2006/math" xmlns:v="urn:schemas-microsoft-com:vml" xmlns:wp14="http://schemas.microsoft.com/office/word/2010/wordprocessingDrawing" xmlns:wp="http://schemas.openxmlformats.org/drawingml/2006/wordprocessingDrawing" xmlns:w10="urn:schemas-microsoft-com:office:word" xmlns:w="http://schemas.openxmlformats.org/wordprocessingml/2006/main" xmlns:w14="http://schemas.microsoft.com/office/word/2010/wordml" xmlns:w15="http://schemas.microsoft.com/office/word/2012/wordml" xmlns:w16cex="http://schemas.microsoft.com/office/word/2018/wordml/cex" xmlns:w16cid="http://schemas.microsoft.com/office/word/2016/wordml/cid" xmlns:w16="http://schemas.microsoft.com/office/word/2018/wordml" xmlns:w16du="http://schemas.microsoft.com/office/word/2023/wordml/word16du" xmlns:w16sdtdh="http://schemas.microsoft.com/office/word/2020/wordml/sdtdatahash" xmlns:w16sdtfl="http://schemas.microsoft.com/office/word/2024/wordml/sdtformatlock" xmlns:w16se="http://schemas.microsoft.com/office/word/2015/wordml/symex" xmlns:wpg="http://schemas.microsoft.com/office/word/2010/wordprocessingGroup" xmlns:wpi="http://schemas.microsoft.com/office/word/2010/wordprocessingInk" xmlns:wne="http://schemas.microsoft.com/office/word/2006/wordml" xmlns:wps="http://schemas.microsoft.com/office/word/2010/wordprocessingShape" mc:Ignorable="w14 w15 w16se w16cid w16 w16cex w16sdtdh w16sdtfl w16du wp14">
+  <w:background w:color="FBFDE7"/>
   <w:body>
     <w:p>
       <w:pPr>
-        <w:rPr>
-          <w:rFonts w:ascii="OpenDyslexic" w:hAnsi="OpenDyslexic"/>
-          <w:lang w:val="en-US"/>
-        </w:rPr>
-      </w:pPr>
-      <w:r>
-        <w:rPr>
-          <w:rFonts w:ascii="OpenDyslexic" w:hAnsi="OpenDyslexic"/>
-          <w:lang w:val="en-US"/>
-        </w:rPr>
-        <w:t>Writing guide</w:t>
-      </w:r>
-    </w:p>
-    <w:p>
-      <w:pPr>
-        <w:rPr>
-          <w:rFonts w:ascii="OpenDyslexic" w:hAnsi="OpenDyslexic"/>
-          <w:lang w:val="en-US"/>
-        </w:rPr>
-      </w:pPr>
-    </w:p>
-    <w:p>
-      <w:pPr>
-        <w:rPr>
-          <w:rFonts w:ascii="OpenDyslexic" w:hAnsi="OpenDyslexic"/>
-          <w:lang w:val="en-US"/>
-        </w:rPr>
-      </w:pPr>
-      <w:r>
-        <w:rPr>
-          <w:rFonts w:ascii="OpenDyslexic" w:hAnsi="OpenDyslexic"/>
+        <w:spacing w:line="720" w:lineRule="auto"/>
+        <w:rPr>
+          <w:rFonts w:ascii="Open Sans" w:hAnsi="Open Sans" w:cs="Open Sans"/>
           <w:b/>
           <w:bCs/>
-          <w:lang w:val="en-US"/>
-        </w:rPr>
-        <w:t>Writing style</w:t>
-      </w:r>
-    </w:p>
-    <w:p>
-      <w:pPr>
-        <w:rPr>
-          <w:rFonts w:ascii="OpenDyslexic" w:hAnsi="OpenDyslexic"/>
-          <w:lang w:val="en-US"/>
-        </w:rPr>
-      </w:pPr>
-      <w:r>
-        <w:rPr>
-          <w:rFonts w:ascii="OpenDyslexic" w:hAnsi="OpenDyslexic"/>
-          <w:lang w:val="en-US"/>
-        </w:rPr>
-        <w:t>Use active rather than passive voice.</w:t>
-      </w:r>
-    </w:p>
-    <w:p>
-      <w:pPr>
-        <w:rPr>
-          <w:rFonts w:ascii="OpenDyslexic" w:hAnsi="OpenDyslexic"/>
-          <w:lang w:val="en-US"/>
-        </w:rPr>
-      </w:pPr>
-      <w:r>
-        <w:rPr>
-          <w:rFonts w:ascii="OpenDyslexic" w:hAnsi="OpenDyslexic"/>
-          <w:lang w:val="en-US"/>
-        </w:rPr>
-        <w:t>Be concise; avoid using long, dense paragraphs.</w:t>
-      </w:r>
-    </w:p>
-    <w:p>
-      <w:pPr>
-        <w:rPr>
-          <w:rFonts w:ascii="OpenDyslexic" w:hAnsi="OpenDyslexic"/>
-          <w:lang w:val="en-US"/>
-        </w:rPr>
-      </w:pPr>
-      <w:r>
-        <w:rPr>
-          <w:rFonts w:ascii="OpenDyslexic" w:hAnsi="OpenDyslexic"/>
-          <w:lang w:val="en-US"/>
-        </w:rPr>
-        <w:t>Write in simple clear language using every day words.</w:t>
-      </w:r>
-    </w:p>
-    <w:p>
-      <w:pPr>
-        <w:rPr>
-          <w:rFonts w:ascii="OpenDyslexic" w:hAnsi="OpenDyslexic"/>
-          <w:lang w:val="en-US"/>
-        </w:rPr>
-      </w:pPr>
-      <w:r>
-        <w:rPr>
-          <w:rFonts w:ascii="OpenDyslexic" w:hAnsi="OpenDyslexic"/>
-          <w:lang w:val="en-US"/>
-        </w:rPr>
-        <w:t>Use images to support text. Flow charts are ideal for explaining procedures. Pictograms and graphics can help to locate</w:t>
-      </w:r>
-      <w:r>
-        <w:rPr>
-          <w:rFonts w:ascii="OpenDyslexic" w:hAnsi="OpenDyslexic"/>
-        </w:rPr>
-        <w:t xml:space="preserve"> </w:t>
-      </w:r>
-      <w:r>
-        <w:rPr>
-          <w:rFonts w:ascii="OpenDyslexic" w:hAnsi="OpenDyslexic"/>
-          <w:lang w:val="en-US"/>
-        </w:rPr>
-        <w:t>Avoid double negatives.</w:t>
-      </w:r>
-    </w:p>
-    <w:p>
-      <w:pPr>
-        <w:rPr>
-          <w:rFonts w:ascii="OpenDyslexic" w:hAnsi="OpenDyslexic"/>
-          <w:lang w:val="en-US"/>
-        </w:rPr>
-      </w:pPr>
-      <w:r>
-        <w:rPr>
-          <w:rFonts w:ascii="OpenDyslexic" w:hAnsi="OpenDyslexic"/>
-          <w:lang w:val="en-US"/>
-        </w:rPr>
-        <w:t>Avoid abbreviations where possible; always provide the expanded form when first used.</w:t>
-      </w:r>
-    </w:p>
-    <w:p>
-      <w:pPr>
-        <w:rPr>
-          <w:rFonts w:ascii="OpenDyslexic" w:hAnsi="OpenDyslexic"/>
-          <w:lang w:val="en-US"/>
-        </w:rPr>
-      </w:pPr>
-      <w:r>
-        <w:rPr>
-          <w:rFonts w:ascii="OpenDyslexic" w:hAnsi="OpenDyslexic"/>
-          <w:lang w:val="en-US"/>
-        </w:rPr>
-        <w:t>Provide a glossary of abbreviations and jargon. Make a not every time you introduce a technical term or abbreviation in the glossary file.</w:t>
-      </w:r>
-    </w:p>
-    <w:p>
-      <w:pPr>
-        <w:rPr>
-          <w:rFonts w:ascii="OpenDyslexic" w:hAnsi="OpenDyslexic"/>
-        </w:rPr>
-      </w:pPr>
-      <w:r>
-        <w:rPr>
-          <w:rFonts w:ascii="OpenDyslexic" w:hAnsi="OpenDyslexic"/>
-        </w:rPr>
-        <w:t>Use a single space after a full stop.</w:t>
-      </w:r>
-    </w:p>
-    <w:p>
-      <w:pPr>
-        <w:rPr>
-          <w:rFonts w:ascii="OpenDyslexic" w:hAnsi="OpenDyslexic"/>
-        </w:rPr>
-      </w:pPr>
-      <w:r>
-        <w:rPr>
-          <w:rFonts w:ascii="OpenDyslexic" w:hAnsi="OpenDyslexic"/>
-        </w:rPr>
-        <w:t>Think about screen readers. Google maps can’t always read aloud a road name correctly and assistive technology is no different. You need to think about how your words will sound when read aloud.</w:t>
-      </w:r>
-    </w:p>
-    <w:p>
-      <w:pPr>
-        <w:rPr>
-          <w:lang w:val="en-US"/>
-        </w:rPr>
-      </w:pPr>
-      <w:r>
-        <w:rPr>
-          <w:rFonts w:ascii="OpenDyslexic" w:hAnsi="OpenDyslexic"/>
-        </w:rPr>
-        <w:t>Avoid complex or foreign language phrases like “a la</w:t>
-      </w:r>
-      <w:r>
-        <w:t>issez-faire approach”</w:t>
-      </w:r>
-      <w:r>
-        <w:t>.</w:t>
-      </w:r>
-    </w:p>
-    <w:p>
-      <w:r>
-        <w:t>Avoid words with silent letters where possible, such as ‘numb’</w:t>
-      </w:r>
-      <w:r>
-        <w:t>.</w:t>
-      </w:r>
-    </w:p>
-    <w:p>
-      <w:r>
-        <w:t xml:space="preserve">Start with a brief intro summarising what will be included in the article. </w:t>
-      </w:r>
-    </w:p>
-    <w:p>
-      <w:pPr>
-        <w:rPr>
-          <w:lang w:val="en-US"/>
-        </w:rPr>
-      </w:pPr>
-    </w:p>
-    <w:p>
-      <w:pPr>
-        <w:rPr>
+          <w:color w:val="0E2841" w:themeColor="text2"/>
+          <w:spacing w:val="140"/>
+          <w:sz w:val="40"/>
+          <w:szCs w:val="40"/>
+          <w:lang w:val="en-US"/>
+        </w:rPr>
+      </w:pPr>
+      <w:r>
+        <w:rPr>
+          <w:rFonts w:ascii="Open Sans" w:hAnsi="Open Sans" w:cs="Open Sans"/>
           <w:b/>
           <w:bCs/>
-          <w:lang w:val="en-US"/>
-        </w:rPr>
-      </w:pPr>
-      <w:r>
-        <w:rPr>
+          <w:color w:val="0E2841" w:themeColor="text2"/>
+          <w:sz w:val="40"/>
+          <w:szCs w:val="40"/>
+          <w:lang w:val="en-US"/>
+        </w:rPr>
+        <w:t>Writing guide</w:t>
+      </w:r>
+    </w:p>
+    <w:p>
+      <w:pPr>
+        <w:rPr>
+          <w:rFonts w:ascii="Open Sans" w:hAnsi="Open Sans" w:cs="Open Sans"/>
+          <w:color w:val="0E2841" w:themeColor="text2"/>
+          <w:lang w:val="en-US"/>
+        </w:rPr>
+      </w:pPr>
+    </w:p>
+    <w:p>
+      <w:pPr>
+        <w:rPr>
+          <w:rFonts w:ascii="Open Sans" w:hAnsi="Open Sans" w:cs="Open Sans"/>
+          <w:color w:val="0E2841" w:themeColor="text2"/>
+          <w:sz w:val="32"/>
+          <w:szCs w:val="32"/>
+          <w:lang w:val="en-US"/>
+        </w:rPr>
+      </w:pPr>
+      <w:r>
+        <w:rPr>
+          <w:rFonts w:ascii="Open Sans" w:hAnsi="Open Sans" w:cs="Open Sans"/>
           <w:b/>
           <w:bCs/>
-          <w:lang w:val="en-US"/>
-        </w:rPr>
-        <w:t>Visual s</w:t>
-      </w:r>
-      <w:r>
-        <w:rPr>
+          <w:color w:val="0E2841" w:themeColor="text2"/>
+          <w:sz w:val="32"/>
+          <w:szCs w:val="32"/>
+          <w:lang w:val="en-US"/>
+        </w:rPr>
+        <w:t>Writing style</w:t>
+      </w:r>
+    </w:p>
+    <w:p>
+      <w:pPr>
+        <w:rPr>
+          <w:rFonts w:ascii="Open Sans" w:hAnsi="Open Sans" w:cs="Open Sans"/>
+          <w:color w:val="0E2841" w:themeColor="text2"/>
+          <w:lang w:val="en-US"/>
+        </w:rPr>
+      </w:pPr>
+      <w:r>
+        <w:rPr>
+          <w:rFonts w:ascii="Open Sans" w:hAnsi="Open Sans" w:cs="Open Sans"/>
+          <w:color w:val="0E2841" w:themeColor="text2"/>
+          <w:lang w:val="en-US"/>
+        </w:rPr>
+        <w:t>Use active rather than passive voice.</w:t>
+      </w:r>
+    </w:p>
+    <w:p>
+      <w:pPr>
+        <w:rPr>
+          <w:rFonts w:ascii="Open Sans" w:hAnsi="Open Sans" w:cs="Open Sans"/>
+          <w:color w:val="0E2841" w:themeColor="text2"/>
+          <w:lang w:val="en-US"/>
+        </w:rPr>
+      </w:pPr>
+      <w:r>
+        <w:rPr>
+          <w:rFonts w:ascii="Open Sans" w:hAnsi="Open Sans" w:cs="Open Sans"/>
+          <w:color w:val="0E2841" w:themeColor="text2"/>
+          <w:lang w:val="en-US"/>
+        </w:rPr>
+        <w:t>Be concise; avoid using long, dense paragraphs.</w:t>
+      </w:r>
+    </w:p>
+    <w:p>
+      <w:pPr>
+        <w:rPr>
+          <w:rFonts w:ascii="Open Sans" w:hAnsi="Open Sans" w:cs="Open Sans"/>
+          <w:color w:val="0E2841" w:themeColor="text2"/>
+          <w:lang w:val="en-US"/>
+        </w:rPr>
+      </w:pPr>
+      <w:r>
+        <w:rPr>
+          <w:rFonts w:ascii="Open Sans" w:hAnsi="Open Sans" w:cs="Open Sans"/>
+          <w:color w:val="0E2841" w:themeColor="text2"/>
+          <w:lang w:val="en-US"/>
+        </w:rPr>
+        <w:t>Write in simple clear language using every day words.</w:t>
+      </w:r>
+    </w:p>
+    <w:p>
+      <w:pPr>
+        <w:rPr>
+          <w:rFonts w:ascii="Open Sans" w:hAnsi="Open Sans" w:cs="Open Sans"/>
+          <w:color w:val="0E2841" w:themeColor="text2"/>
+          <w:lang w:val="en-US"/>
+        </w:rPr>
+      </w:pPr>
+      <w:r>
+        <w:rPr>
+          <w:rFonts w:ascii="Open Sans" w:hAnsi="Open Sans" w:cs="Open Sans"/>
+          <w:color w:val="0E2841" w:themeColor="text2"/>
+          <w:lang w:val="en-US"/>
+        </w:rPr>
+        <w:t>Use images to support text. Flow charts are ideal for explaining procedures. Pictograms and graphics can help to locate</w:t>
+      </w:r>
+      <w:r>
+        <w:rPr>
+          <w:rFonts w:ascii="Open Sans" w:hAnsi="Open Sans" w:cs="Open Sans"/>
+          <w:color w:val="0E2841" w:themeColor="text2"/>
+        </w:rPr>
+        <w:t xml:space="preserve"> </w:t>
+      </w:r>
+      <w:r>
+        <w:rPr>
+          <w:rFonts w:ascii="Open Sans" w:hAnsi="Open Sans" w:cs="Open Sans"/>
+          <w:color w:val="0E2841" w:themeColor="text2"/>
+          <w:lang w:val="en-US"/>
+        </w:rPr>
+        <w:t>and a</w:t>
+      </w:r>
+      <w:r>
+        <w:rPr>
+          <w:rFonts w:ascii="Open Sans" w:hAnsi="Open Sans" w:cs="Open Sans"/>
+          <w:color w:val="0E2841" w:themeColor="text2"/>
+          <w:lang w:val="en-US"/>
+        </w:rPr>
+        <w:t>void double negatives.</w:t>
+      </w:r>
+    </w:p>
+    <w:p>
+      <w:pPr>
+        <w:rPr>
+          <w:rFonts w:ascii="Open Sans" w:hAnsi="Open Sans" w:cs="Open Sans"/>
+          <w:color w:val="0E2841" w:themeColor="text2"/>
+          <w:lang w:val="en-US"/>
+        </w:rPr>
+      </w:pPr>
+      <w:r>
+        <w:rPr>
+          <w:rFonts w:ascii="Open Sans" w:hAnsi="Open Sans" w:cs="Open Sans"/>
+          <w:color w:val="0E2841" w:themeColor="text2"/>
+          <w:lang w:val="en-US"/>
+        </w:rPr>
+        <w:t>Avoid abbreviations where possible; always provide the expanded form when first used.</w:t>
+      </w:r>
+    </w:p>
+    <w:p>
+      <w:pPr>
+        <w:rPr>
+          <w:rFonts w:ascii="Open Sans" w:hAnsi="Open Sans" w:cs="Open Sans"/>
+          <w:color w:val="0E2841" w:themeColor="text2"/>
+          <w:lang w:val="en-US"/>
+        </w:rPr>
+      </w:pPr>
+      <w:r>
+        <w:rPr>
+          <w:rFonts w:ascii="Open Sans" w:hAnsi="Open Sans" w:cs="Open Sans"/>
+          <w:color w:val="0E2841" w:themeColor="text2"/>
+          <w:lang w:val="en-US"/>
+        </w:rPr>
+        <w:t>Provide a glossary of abbreviations and jargon. Make a not</w:t>
+      </w:r>
+      <w:r>
+        <w:rPr>
+          <w:rFonts w:ascii="Open Sans" w:hAnsi="Open Sans" w:cs="Open Sans"/>
+          <w:color w:val="0E2841" w:themeColor="text2"/>
+          <w:lang w:val="en-US"/>
+        </w:rPr>
+        <w:t>e</w:t>
+      </w:r>
+      <w:r>
+        <w:rPr>
+          <w:rFonts w:ascii="Open Sans" w:hAnsi="Open Sans" w:cs="Open Sans"/>
+          <w:color w:val="0E2841" w:themeColor="text2"/>
+          <w:lang w:val="en-US"/>
+        </w:rPr>
+        <w:t xml:space="preserve"> every time you introduce a technical term or abbreviation in the glossary file.</w:t>
+      </w:r>
+    </w:p>
+    <w:p>
+      <w:pPr>
+        <w:rPr>
+          <w:rFonts w:ascii="Open Sans" w:hAnsi="Open Sans" w:cs="Open Sans"/>
+          <w:color w:val="0E2841" w:themeColor="text2"/>
+        </w:rPr>
+      </w:pPr>
+      <w:r>
+        <w:rPr>
+          <w:rFonts w:ascii="Open Sans" w:hAnsi="Open Sans" w:cs="Open Sans"/>
+          <w:color w:val="0E2841" w:themeColor="text2"/>
+        </w:rPr>
+        <w:t>Use a single space after a full stop.</w:t>
+      </w:r>
+    </w:p>
+    <w:p>
+      <w:pPr>
+        <w:rPr>
+          <w:rFonts w:ascii="Open Sans" w:hAnsi="Open Sans" w:cs="Open Sans"/>
+          <w:color w:val="0E2841" w:themeColor="text2"/>
+        </w:rPr>
+      </w:pPr>
+      <w:r>
+        <w:rPr>
+          <w:rFonts w:ascii="Open Sans" w:hAnsi="Open Sans" w:cs="Open Sans"/>
+          <w:color w:val="0E2841" w:themeColor="text2"/>
+        </w:rPr>
+        <w:t>Think about screen readers. Google maps can’t always correctly</w:t>
+      </w:r>
+      <w:r>
+        <w:rPr>
+          <w:rFonts w:ascii="Open Sans" w:hAnsi="Open Sans" w:cs="Open Sans"/>
+          <w:color w:val="0E2841" w:themeColor="text2"/>
+        </w:rPr>
+        <w:t xml:space="preserve"> read a road name aloud</w:t>
+      </w:r>
+      <w:r>
+        <w:rPr>
+          <w:rFonts w:ascii="Open Sans" w:hAnsi="Open Sans" w:cs="Open Sans"/>
+          <w:color w:val="0E2841" w:themeColor="text2"/>
+        </w:rPr>
+        <w:t xml:space="preserve"> and assistive technology is no different. You need to think about how your words will sound when read aloud.</w:t>
+      </w:r>
+    </w:p>
+    <w:p>
+      <w:pPr>
+        <w:rPr>
+          <w:rFonts w:ascii="Open Sans" w:hAnsi="Open Sans" w:cs="Open Sans"/>
+          <w:color w:val="0E2841" w:themeColor="text2"/>
+          <w:lang w:val="en-US"/>
+        </w:rPr>
+      </w:pPr>
+      <w:r>
+        <w:rPr>
+          <w:rFonts w:ascii="Open Sans" w:hAnsi="Open Sans" w:cs="Open Sans"/>
+          <w:color w:val="0E2841" w:themeColor="text2"/>
+        </w:rPr>
+        <w:t>Avoid complex or foreign language phrases like “a laissez-faire approach”.</w:t>
+      </w:r>
+    </w:p>
+    <w:p>
+      <w:pPr>
+        <w:rPr>
+          <w:rFonts w:ascii="Open Sans" w:hAnsi="Open Sans" w:cs="Open Sans"/>
+          <w:color w:val="0E2841" w:themeColor="text2"/>
+        </w:rPr>
+      </w:pPr>
+      <w:r>
+        <w:rPr>
+          <w:rFonts w:ascii="Open Sans" w:hAnsi="Open Sans" w:cs="Open Sans"/>
+          <w:color w:val="0E2841" w:themeColor="text2"/>
+        </w:rPr>
+        <w:t>Avoid words with silent letters where possible, such as ‘numb’.</w:t>
+      </w:r>
+    </w:p>
+    <w:p>
+      <w:pPr>
+        <w:rPr>
+          <w:rFonts w:ascii="Open Sans" w:hAnsi="Open Sans" w:cs="Open Sans"/>
+          <w:color w:val="0E2841" w:themeColor="text2"/>
+        </w:rPr>
+      </w:pPr>
+      <w:r>
+        <w:rPr>
+          <w:rFonts w:ascii="Open Sans" w:hAnsi="Open Sans" w:cs="Open Sans"/>
+          <w:color w:val="0E2841" w:themeColor="text2"/>
+        </w:rPr>
+        <w:t xml:space="preserve">Start with a brief intro summarising what will be included in the article. </w:t>
+      </w:r>
+    </w:p>
+    <w:p>
+      <w:pPr>
+        <w:rPr>
+          <w:rFonts w:ascii="Open Sans" w:hAnsi="Open Sans" w:cs="Open Sans"/>
+          <w:color w:val="0E2841" w:themeColor="text2"/>
+        </w:rPr>
+      </w:pPr>
+      <w:r>
+        <w:rPr>
+          <w:rFonts w:ascii="Open Sans" w:hAnsi="Open Sans" w:cs="Open Sans"/>
+          <w:color w:val="0E2841" w:themeColor="text2"/>
+          <w:lang w:val="en-US"/>
+        </w:rPr>
+        <w:t>Varied sentence length, but do not exceed 30 words</w:t>
+      </w:r>
+      <w:r>
+        <w:rPr>
+          <w:rFonts w:ascii="Open Sans" w:hAnsi="Open Sans" w:cs="Open Sans"/>
+          <w:color w:val="0E2841" w:themeColor="text2"/>
+          <w:lang w:val="en-US"/>
+        </w:rPr>
+        <w:t>.</w:t>
+      </w:r>
+    </w:p>
+    <w:p>
+      <w:pPr>
+        <w:rPr>
+          <w:rFonts w:ascii="Open Sans" w:hAnsi="Open Sans" w:cs="Open Sans"/>
+          <w:color w:val="0E2841" w:themeColor="text2"/>
+          <w:lang w:val="en-US"/>
+        </w:rPr>
+      </w:pPr>
+    </w:p>
+    <w:p>
+      <w:pPr>
+        <w:rPr>
+          <w:rFonts w:ascii="Open Sans" w:hAnsi="Open Sans" w:cs="Open Sans"/>
           <w:b/>
           <w:bCs/>
-          <w:lang w:val="en-US"/>
-        </w:rPr>
-        <w:t>tyle</w:t>
-      </w:r>
-    </w:p>
-    <w:p>
-      <w:pPr>
-        <w:rPr>
-          <w:lang w:val="en-US"/>
-        </w:rPr>
-      </w:pPr>
-      <w:r>
-        <w:rPr>
-          <w:lang w:val="en-US"/>
-        </w:rPr>
-        <w:t xml:space="preserve">Varied sentence length, but do not exceed </w:t>
-      </w:r>
-      <w:r>
-        <w:rPr>
-          <w:lang w:val="en-US"/>
-        </w:rPr>
-        <w:t>–</w:t>
-      </w:r>
-      <w:r>
-        <w:rPr>
-          <w:lang w:val="en-US"/>
-        </w:rPr>
-        <w:t xml:space="preserve"> </w:t>
-      </w:r>
-      <w:r>
-        <w:rPr>
-          <w:lang w:val="en-US"/>
-        </w:rPr>
-        <w:t xml:space="preserve">words/ </w:t>
-      </w:r>
-      <w:r>
-        <w:rPr>
-          <w:lang w:val="en-US"/>
-        </w:rPr>
-        <w:t>60-70</w:t>
-      </w:r>
-      <w:r>
-        <w:rPr>
-          <w:lang w:val="en-US"/>
-        </w:rPr>
-        <w:t xml:space="preserve"> chars.</w:t>
-      </w:r>
-    </w:p>
-    <w:p>
-      <w:r>
-        <w:lastRenderedPageBreak/>
-        <w:t>Use sans serif fonts, such as Arial and Comic Sans, as letters can appear less crowded. Alternatives include Verdana, Tahoma, Century Gothic, Trebuchet, Calibri, Open Sans</w:t>
-      </w:r>
-      <w:r>
-        <w:t>, Helvetica, Dyslexie, Bionic</w:t>
-      </w:r>
-      <w:r>
-        <w:t xml:space="preserve">, </w:t>
-      </w:r>
-      <w:proofErr w:type="spellStart"/>
-      <w:r>
-        <w:t>Lexend</w:t>
-      </w:r>
-      <w:proofErr w:type="spellEnd"/>
-      <w:r>
-        <w:t>.</w:t>
-      </w:r>
-    </w:p>
-    <w:p>
-      <w:r>
-        <w:t>3</w:t>
-      </w:r>
-      <w:r>
-        <w:t xml:space="preserve"> recommended </w:t>
-      </w:r>
-      <w:r>
-        <w:t xml:space="preserve">fonts </w:t>
-      </w:r>
-      <w:r>
-        <w:t xml:space="preserve">are </w:t>
-      </w:r>
-      <w:proofErr w:type="spellStart"/>
-      <w:r>
-        <w:t>opendyslexic</w:t>
-      </w:r>
-      <w:proofErr w:type="spellEnd"/>
-      <w:r>
-        <w:t>, focus sans, and</w:t>
-      </w:r>
-      <w:r>
-        <w:t xml:space="preserve"> Shantelle sans.</w:t>
-      </w:r>
-    </w:p>
-    <w:p>
-      <w:r>
-        <w:t>Bold for highlighting, avoid underlining and italics.</w:t>
-      </w:r>
-    </w:p>
-    <w:p>
-      <w:r>
-        <w:t>Readable (and context clued) font for quotes or code.</w:t>
-      </w:r>
-    </w:p>
-    <w:p>
-      <w:r>
-        <w:t>K</w:t>
-      </w:r>
-      <w:r>
-        <w:t>eep standard rule of writing, i.e. capital letter followed by lower case</w:t>
-      </w:r>
-      <w:r>
-        <w:t xml:space="preserve"> for the rest. </w:t>
-      </w:r>
-    </w:p>
-    <w:p>
-      <w:r>
-        <w:t>For headings, use a font size that is at least 20% larger than the normal text. If further emphasis is required, then use bold.</w:t>
-      </w:r>
-    </w:p>
-    <w:p>
-      <w:pPr>
-        <w:rPr>
-          <w:lang w:val="en-US"/>
-        </w:rPr>
-      </w:pPr>
-      <w:r>
-        <w:t>Ensure hyperlinks look different from headings and normal text.</w:t>
-      </w:r>
-    </w:p>
-    <w:p>
-      <w:pPr>
-        <w:rPr>
+          <w:color w:val="0E2841" w:themeColor="text2"/>
+          <w:sz w:val="32"/>
+          <w:szCs w:val="32"/>
+          <w:lang w:val="en-US"/>
+        </w:rPr>
+      </w:pPr>
+      <w:r>
+        <w:rPr>
+          <w:rFonts w:ascii="Open Sans" w:hAnsi="Open Sans" w:cs="Open Sans"/>
           <w:b/>
           <w:bCs/>
-          <w:lang w:val="en-US"/>
-        </w:rPr>
-      </w:pPr>
-    </w:p>
-    <w:p>
-      <w:pPr>
-        <w:rPr>
+          <w:color w:val="0E2841" w:themeColor="text2"/>
+          <w:sz w:val="32"/>
+          <w:szCs w:val="32"/>
+          <w:lang w:val="en-US"/>
+        </w:rPr>
+        <w:t>Visual s</w:t>
+      </w:r>
+      <w:r>
+        <w:rPr>
+          <w:rFonts w:ascii="Open Sans" w:hAnsi="Open Sans" w:cs="Open Sans"/>
           <w:b/>
           <w:bCs/>
-          <w:lang w:val="en-US"/>
-        </w:rPr>
-      </w:pPr>
-      <w:r>
-        <w:rPr>
+          <w:color w:val="0E2841" w:themeColor="text2"/>
+          <w:sz w:val="32"/>
+          <w:szCs w:val="32"/>
+          <w:lang w:val="en-US"/>
+        </w:rPr>
+        <w:t>tyle</w:t>
+      </w:r>
+    </w:p>
+    <w:p>
+      <w:pPr>
+        <w:rPr>
+          <w:rFonts w:ascii="Open Sans" w:hAnsi="Open Sans" w:cs="Open Sans"/>
+          <w:color w:val="0E2841" w:themeColor="text2"/>
+          <w:lang w:val="en-US"/>
+        </w:rPr>
+      </w:pPr>
+      <w:r>
+        <w:rPr>
+          <w:rFonts w:ascii="Open Sans" w:hAnsi="Open Sans" w:cs="Open Sans"/>
+          <w:color w:val="0E2841" w:themeColor="text2"/>
+          <w:lang w:val="en-US"/>
+        </w:rPr>
+        <w:t>Lines should not exceed</w:t>
+      </w:r>
+      <w:r>
+        <w:rPr>
+          <w:rFonts w:ascii="Open Sans" w:hAnsi="Open Sans" w:cs="Open Sans"/>
+          <w:color w:val="0E2841" w:themeColor="text2"/>
+          <w:lang w:val="en-US"/>
+        </w:rPr>
+        <w:t xml:space="preserve"> </w:t>
+      </w:r>
+      <w:r>
+        <w:rPr>
+          <w:rFonts w:ascii="Open Sans" w:hAnsi="Open Sans" w:cs="Open Sans"/>
+          <w:color w:val="0E2841" w:themeColor="text2"/>
+          <w:lang w:val="en-US"/>
+        </w:rPr>
+        <w:t>60-70</w:t>
+      </w:r>
+      <w:r>
+        <w:rPr>
+          <w:rFonts w:ascii="Open Sans" w:hAnsi="Open Sans" w:cs="Open Sans"/>
+          <w:color w:val="0E2841" w:themeColor="text2"/>
+          <w:lang w:val="en-US"/>
+        </w:rPr>
+        <w:t xml:space="preserve"> char</w:t>
+      </w:r>
+      <w:r>
+        <w:rPr>
+          <w:rFonts w:ascii="Open Sans" w:hAnsi="Open Sans" w:cs="Open Sans"/>
+          <w:color w:val="0E2841" w:themeColor="text2"/>
+          <w:lang w:val="en-US"/>
+        </w:rPr>
+        <w:t>acters</w:t>
+      </w:r>
+      <w:r>
+        <w:rPr>
+          <w:rFonts w:ascii="Open Sans" w:hAnsi="Open Sans" w:cs="Open Sans"/>
+          <w:color w:val="0E2841" w:themeColor="text2"/>
+          <w:lang w:val="en-US"/>
+        </w:rPr>
+        <w:t>.</w:t>
+      </w:r>
+    </w:p>
+    <w:p>
+      <w:pPr>
+        <w:rPr>
+          <w:rFonts w:ascii="Open Sans" w:hAnsi="Open Sans" w:cs="Open Sans"/>
+          <w:color w:val="0E2841" w:themeColor="text2"/>
+        </w:rPr>
+      </w:pPr>
+      <w:r>
+        <w:rPr>
+          <w:rFonts w:ascii="Open Sans" w:hAnsi="Open Sans" w:cs="Open Sans"/>
+          <w:color w:val="0E2841" w:themeColor="text2"/>
+        </w:rPr>
+        <w:lastRenderedPageBreak/>
+        <w:t xml:space="preserve">Use sans serif fonts, such as </w:t>
+      </w:r>
+      <w:r>
+        <w:rPr>
+          <w:rFonts w:ascii="Arial" w:hAnsi="Arial" w:cs="Arial"/>
+          <w:color w:val="0E2841" w:themeColor="text2"/>
+          <w:sz w:val="36"/>
+          <w:szCs w:val="36"/>
+        </w:rPr>
+        <w:t>Arial</w:t>
+      </w:r>
+      <w:r>
+        <w:rPr>
+          <w:rFonts w:ascii="Open Sans" w:hAnsi="Open Sans" w:cs="Open Sans"/>
+          <w:color w:val="0E2841" w:themeColor="text2"/>
+        </w:rPr>
+        <w:t xml:space="preserve"> and </w:t>
+      </w:r>
+      <w:r>
+        <w:rPr>
+          <w:rFonts w:ascii="Comic Sans MS" w:hAnsi="Comic Sans MS" w:cs="Open Sans"/>
+          <w:color w:val="0E2841" w:themeColor="text2"/>
+          <w:sz w:val="32"/>
+          <w:szCs w:val="32"/>
+        </w:rPr>
+        <w:t>Comic Sans</w:t>
+      </w:r>
+      <w:r>
+        <w:rPr>
+          <w:rFonts w:ascii="Open Sans" w:hAnsi="Open Sans" w:cs="Open Sans"/>
+          <w:color w:val="0E2841" w:themeColor="text2"/>
+        </w:rPr>
+        <w:t xml:space="preserve">, as letters can appear less crowded. Alternatives include </w:t>
+      </w:r>
+      <w:r>
+        <w:rPr>
+          <w:rFonts w:ascii="Verdana" w:hAnsi="Verdana" w:cs="Open Sans"/>
+          <w:color w:val="0E2841" w:themeColor="text2"/>
+          <w:sz w:val="32"/>
+          <w:szCs w:val="32"/>
+        </w:rPr>
+        <w:t>Verdana</w:t>
+      </w:r>
+      <w:r>
+        <w:rPr>
+          <w:rFonts w:ascii="Open Sans" w:hAnsi="Open Sans" w:cs="Open Sans"/>
+          <w:color w:val="0E2841" w:themeColor="text2"/>
+        </w:rPr>
+        <w:t xml:space="preserve">, </w:t>
+      </w:r>
+      <w:r>
+        <w:rPr>
+          <w:rFonts w:ascii="Tahoma" w:hAnsi="Tahoma" w:cs="Tahoma"/>
+          <w:color w:val="0E2841" w:themeColor="text2"/>
+          <w:sz w:val="32"/>
+          <w:szCs w:val="32"/>
+        </w:rPr>
+        <w:t>Tahoma</w:t>
+      </w:r>
+      <w:r>
+        <w:rPr>
+          <w:rFonts w:ascii="Open Sans" w:hAnsi="Open Sans" w:cs="Open Sans"/>
+          <w:color w:val="0E2841" w:themeColor="text2"/>
+        </w:rPr>
+        <w:t xml:space="preserve">, </w:t>
+      </w:r>
+      <w:r>
+        <w:rPr>
+          <w:rFonts w:ascii="Century Gothic" w:hAnsi="Century Gothic" w:cs="Open Sans"/>
+          <w:color w:val="0E2841" w:themeColor="text2"/>
+          <w:sz w:val="32"/>
+          <w:szCs w:val="32"/>
+        </w:rPr>
+        <w:t>Century Gothic,</w:t>
+      </w:r>
+      <w:r>
+        <w:rPr>
+          <w:rFonts w:ascii="Open Sans" w:hAnsi="Open Sans" w:cs="Open Sans"/>
+          <w:color w:val="0E2841" w:themeColor="text2"/>
+        </w:rPr>
+        <w:t xml:space="preserve"> </w:t>
+      </w:r>
+      <w:r>
+        <w:rPr>
+          <w:rFonts w:ascii="Trebuchet MS" w:hAnsi="Trebuchet MS" w:cs="Open Sans"/>
+          <w:color w:val="0E2841" w:themeColor="text2"/>
+          <w:sz w:val="32"/>
+          <w:szCs w:val="32"/>
+        </w:rPr>
+        <w:t>Trebuchet</w:t>
+      </w:r>
+      <w:r>
+        <w:rPr>
+          <w:rFonts w:ascii="Open Sans" w:hAnsi="Open Sans" w:cs="Open Sans"/>
+          <w:color w:val="0E2841" w:themeColor="text2"/>
+        </w:rPr>
+        <w:t xml:space="preserve">, </w:t>
+      </w:r>
+      <w:r>
+        <w:rPr>
+          <w:rFonts w:ascii="Calibri" w:hAnsi="Calibri" w:cs="Calibri"/>
+          <w:color w:val="0E2841" w:themeColor="text2"/>
+          <w:sz w:val="32"/>
+          <w:szCs w:val="32"/>
+        </w:rPr>
+        <w:t>Calibri</w:t>
+      </w:r>
+      <w:r>
+        <w:rPr>
+          <w:rFonts w:ascii="Open Sans" w:hAnsi="Open Sans" w:cs="Open Sans"/>
+          <w:color w:val="0E2841" w:themeColor="text2"/>
+        </w:rPr>
+        <w:t xml:space="preserve">, </w:t>
+      </w:r>
+      <w:r>
+        <w:rPr>
+          <w:rFonts w:ascii="Open Sans" w:hAnsi="Open Sans" w:cs="Open Sans"/>
+          <w:color w:val="0E2841" w:themeColor="text2"/>
+          <w:sz w:val="32"/>
+          <w:szCs w:val="32"/>
+        </w:rPr>
+        <w:t>Open Sans</w:t>
+      </w:r>
+      <w:r>
+        <w:rPr>
+          <w:rFonts w:ascii="Open Sans" w:hAnsi="Open Sans" w:cs="Open Sans"/>
+          <w:color w:val="0E2841" w:themeColor="text2"/>
+        </w:rPr>
+        <w:t>, Helvetica, Dyslexie, Bionic</w:t>
+      </w:r>
+      <w:r>
+        <w:rPr>
+          <w:rFonts w:ascii="Open Sans" w:hAnsi="Open Sans" w:cs="Open Sans"/>
+          <w:color w:val="0E2841" w:themeColor="text2"/>
+        </w:rPr>
+        <w:t xml:space="preserve">, </w:t>
+      </w:r>
+      <w:proofErr w:type="spellStart"/>
+      <w:r>
+        <w:rPr>
+          <w:rFonts w:ascii="Open Sans" w:hAnsi="Open Sans" w:cs="Open Sans"/>
+          <w:color w:val="0E2841" w:themeColor="text2"/>
+        </w:rPr>
+        <w:t>Lexend</w:t>
+      </w:r>
+      <w:proofErr w:type="spellEnd"/>
+      <w:r>
+        <w:rPr>
+          <w:rFonts w:ascii="Open Sans" w:hAnsi="Open Sans" w:cs="Open Sans"/>
+          <w:color w:val="0E2841" w:themeColor="text2"/>
+        </w:rPr>
+        <w:t>.</w:t>
+      </w:r>
+    </w:p>
+    <w:p>
+      <w:pPr>
+        <w:rPr>
+          <w:rFonts w:ascii="Open Sans" w:hAnsi="Open Sans" w:cs="Open Sans"/>
+          <w:color w:val="0E2841" w:themeColor="text2"/>
+        </w:rPr>
+      </w:pPr>
+      <w:r>
+        <w:rPr>
+          <w:rFonts w:ascii="Open Sans" w:hAnsi="Open Sans" w:cs="Open Sans"/>
+          <w:color w:val="0E2841" w:themeColor="text2"/>
+        </w:rPr>
+        <w:t>3</w:t>
+      </w:r>
+      <w:r>
+        <w:rPr>
+          <w:rFonts w:ascii="Open Sans" w:hAnsi="Open Sans" w:cs="Open Sans"/>
+          <w:color w:val="0E2841" w:themeColor="text2"/>
+        </w:rPr>
+        <w:t xml:space="preserve"> recommended</w:t>
+      </w:r>
+      <w:r>
+        <w:rPr>
+          <w:rFonts w:ascii="Open Sans" w:hAnsi="Open Sans" w:cs="Open Sans"/>
+          <w:color w:val="0E2841" w:themeColor="text2"/>
+        </w:rPr>
+        <w:t xml:space="preserve"> non-standard</w:t>
+      </w:r>
+      <w:r>
+        <w:rPr>
+          <w:rFonts w:ascii="Open Sans" w:hAnsi="Open Sans" w:cs="Open Sans"/>
+          <w:color w:val="0E2841" w:themeColor="text2"/>
+        </w:rPr>
+        <w:t xml:space="preserve"> </w:t>
+      </w:r>
+      <w:r>
+        <w:rPr>
+          <w:rFonts w:ascii="Open Sans" w:hAnsi="Open Sans" w:cs="Open Sans"/>
+          <w:color w:val="0E2841" w:themeColor="text2"/>
+        </w:rPr>
+        <w:t xml:space="preserve">fonts </w:t>
+      </w:r>
+      <w:r>
+        <w:rPr>
+          <w:rFonts w:ascii="Open Sans" w:hAnsi="Open Sans" w:cs="Open Sans"/>
+          <w:color w:val="0E2841" w:themeColor="text2"/>
+        </w:rPr>
+        <w:t xml:space="preserve">are </w:t>
+      </w:r>
+      <w:proofErr w:type="spellStart"/>
+      <w:r>
+        <w:rPr>
+          <w:rFonts w:ascii="OpenDyslexic" w:hAnsi="OpenDyslexic" w:cs="Open Sans"/>
+          <w:color w:val="0E2841" w:themeColor="text2"/>
+          <w:sz w:val="32"/>
+          <w:szCs w:val="32"/>
+        </w:rPr>
+        <w:t>O</w:t>
+      </w:r>
+      <w:r>
+        <w:rPr>
+          <w:rFonts w:ascii="OpenDyslexic" w:hAnsi="OpenDyslexic" w:cs="Open Sans"/>
+          <w:color w:val="0E2841" w:themeColor="text2"/>
+          <w:sz w:val="32"/>
+          <w:szCs w:val="32"/>
+        </w:rPr>
+        <w:t>pen</w:t>
+      </w:r>
+      <w:r>
+        <w:rPr>
+          <w:rFonts w:ascii="OpenDyslexic" w:hAnsi="OpenDyslexic" w:cs="Open Sans"/>
+          <w:color w:val="0E2841" w:themeColor="text2"/>
+          <w:sz w:val="32"/>
+          <w:szCs w:val="32"/>
+        </w:rPr>
+        <w:t>D</w:t>
+      </w:r>
+      <w:r>
+        <w:rPr>
+          <w:rFonts w:ascii="OpenDyslexic" w:hAnsi="OpenDyslexic" w:cs="Open Sans"/>
+          <w:color w:val="0E2841" w:themeColor="text2"/>
+          <w:sz w:val="32"/>
+          <w:szCs w:val="32"/>
+        </w:rPr>
+        <w:t>yslexic</w:t>
+      </w:r>
+      <w:proofErr w:type="spellEnd"/>
+      <w:r>
+        <w:rPr>
+          <w:rFonts w:ascii="Open Sans" w:hAnsi="Open Sans" w:cs="Open Sans"/>
+          <w:color w:val="0E2841" w:themeColor="text2"/>
+        </w:rPr>
+        <w:t>, focus sans, and</w:t>
+      </w:r>
+      <w:r>
+        <w:rPr>
+          <w:rFonts w:ascii="Open Sans" w:hAnsi="Open Sans" w:cs="Open Sans"/>
+          <w:color w:val="0E2841" w:themeColor="text2"/>
+        </w:rPr>
+        <w:t xml:space="preserve"> </w:t>
+      </w:r>
+      <w:r>
+        <w:rPr>
+          <w:rFonts w:ascii="Shantell Sans Bouncy" w:hAnsi="Shantell Sans Bouncy" w:cs="Open Sans"/>
+          <w:color w:val="0E2841" w:themeColor="text2"/>
+          <w:sz w:val="32"/>
+          <w:szCs w:val="32"/>
+        </w:rPr>
+        <w:t>Shantelle sans.</w:t>
+      </w:r>
+    </w:p>
+    <w:p>
+      <w:pPr>
+        <w:rPr>
+          <w:rFonts w:ascii="Open Sans" w:hAnsi="Open Sans" w:cs="Open Sans"/>
+          <w:color w:val="0E2841" w:themeColor="text2"/>
+        </w:rPr>
+      </w:pPr>
+      <w:r>
+        <w:rPr>
+          <w:rFonts w:ascii="Open Sans" w:hAnsi="Open Sans" w:cs="Open Sans"/>
+          <w:color w:val="0E2841" w:themeColor="text2"/>
+        </w:rPr>
+        <w:t xml:space="preserve">Bold for </w:t>
+      </w:r>
+      <w:r>
+        <w:rPr>
+          <w:rFonts w:ascii="Open Sans" w:hAnsi="Open Sans" w:cs="Open Sans"/>
           <w:b/>
           <w:bCs/>
-          <w:lang w:val="en-US"/>
-        </w:rPr>
-        <w:t>Format</w:t>
-      </w:r>
-    </w:p>
-    <w:p>
-      <w:r>
-        <w:t xml:space="preserve">Font size should be 12-14 point or equivalent (e.g. 1-1.2em / 16-19 </w:t>
-      </w:r>
-      <w:proofErr w:type="spellStart"/>
-      <w:r>
-        <w:t>px</w:t>
-      </w:r>
-      <w:proofErr w:type="spellEnd"/>
-      <w:r>
-        <w:t>)</w:t>
-      </w:r>
-      <w:r>
+          <w:color w:val="0E2841" w:themeColor="text2"/>
+        </w:rPr>
+        <w:t>highlighting,</w:t>
+      </w:r>
+      <w:r>
+        <w:rPr>
+          <w:rFonts w:ascii="Open Sans" w:hAnsi="Open Sans" w:cs="Open Sans"/>
+          <w:color w:val="0E2841" w:themeColor="text2"/>
+        </w:rPr>
+        <w:t xml:space="preserve"> avoid </w:t>
+      </w:r>
+      <w:r>
+        <w:rPr>
+          <w:rFonts w:ascii="Open Sans" w:hAnsi="Open Sans" w:cs="Open Sans"/>
+          <w:color w:val="0E2841" w:themeColor="text2"/>
+          <w:u w:val="single"/>
+        </w:rPr>
+        <w:t>underlining</w:t>
+      </w:r>
+      <w:r>
+        <w:rPr>
+          <w:rFonts w:ascii="Open Sans" w:hAnsi="Open Sans" w:cs="Open Sans"/>
+          <w:color w:val="0E2841" w:themeColor="text2"/>
+        </w:rPr>
+        <w:t xml:space="preserve"> and </w:t>
+      </w:r>
+      <w:r>
+        <w:rPr>
+          <w:rFonts w:ascii="Open Sans" w:hAnsi="Open Sans" w:cs="Open Sans"/>
+          <w:i/>
+          <w:iCs/>
+          <w:color w:val="0E2841" w:themeColor="text2"/>
+        </w:rPr>
+        <w:t>italics</w:t>
+      </w:r>
+      <w:r>
+        <w:rPr>
+          <w:rFonts w:ascii="Open Sans" w:hAnsi="Open Sans" w:cs="Open Sans"/>
+          <w:color w:val="0E2841" w:themeColor="text2"/>
+        </w:rPr>
         <w:t>.</w:t>
       </w:r>
     </w:p>
     <w:p>
-      <w:r>
-        <w:t>I</w:t>
-      </w:r>
-      <w:r>
-        <w:t>nter-letter / character spacing (sometimes called tracking</w:t>
-      </w:r>
-      <w:r>
-        <w:t>) is</w:t>
-      </w:r>
-      <w:r>
-        <w:t xml:space="preserve"> ideally around 35% of the average letter width. If letter spacing is excessive it can reduce readability</w:t>
-      </w:r>
-      <w:r>
-        <w:t>.</w:t>
-      </w:r>
-    </w:p>
-    <w:p>
-      <w:r>
-        <w:t>Inter-word spacing should be at least 3.5 times the inter-letter spacing.</w:t>
-      </w:r>
-    </w:p>
-    <w:p>
-      <w:r>
-        <w:t>L</w:t>
-      </w:r>
-      <w:r>
-        <w:t>ine spacing improves readability. It should be proportional to inter-word spacing; 1.5/150%</w:t>
-      </w:r>
-      <w:r>
-        <w:t>-200%</w:t>
-      </w:r>
-      <w:r>
-        <w:t xml:space="preserve"> is preferable.</w:t>
-      </w:r>
-    </w:p>
-    <w:p>
-      <w:r>
-        <w:t>Avoid underlining and italics as this can make the text appear to run together and cause crowding. Use bold for emphasis.</w:t>
-      </w:r>
-    </w:p>
-    <w:p>
-      <w:pPr>
-        <w:rPr>
-          <w:lang w:val="en-US"/>
-        </w:rPr>
-      </w:pPr>
-      <w:r>
-        <w:rPr>
-          <w:lang w:val="en-US"/>
-        </w:rPr>
-        <w:t>Use formatting tools for text alignment, justification, indents, lists, line and paragraph spacing to support assistive technology users. In Word, you’ll find these tools in the ‘Layout’ tab:</w:t>
-      </w:r>
-    </w:p>
-    <w:p>
-      <w:pPr>
-        <w:rPr>
-          <w:lang w:val="en-US"/>
-        </w:rPr>
-      </w:pPr>
-      <w:r>
-        <w:rPr>
-          <w:lang w:val="en-US"/>
-        </w:rPr>
-        <w:t>Add extra space around headings and between paragraphs.</w:t>
-      </w:r>
-    </w:p>
-    <w:p>
-      <w:pPr>
-        <w:rPr>
-          <w:lang w:val="en-US"/>
-        </w:rPr>
-      </w:pPr>
-      <w:r>
-        <w:rPr>
-          <w:lang w:val="en-US"/>
-        </w:rPr>
-        <w:t>Single column text.</w:t>
-      </w:r>
-    </w:p>
-    <w:p>
-      <w:pPr>
-        <w:rPr>
-          <w:lang w:val="en-US"/>
-        </w:rPr>
-      </w:pPr>
-      <w:r>
-        <w:rPr>
-          <w:lang w:val="en-US"/>
-        </w:rPr>
-        <w:t>Break up numbers with a “,” (in the Dutch version “.”) between every 3 digits, e.g. 80,000, 104,000, 1.054,031, 32.500,21. Discussion on whether a space per 3 in a decimal is clearer than a “,”.</w:t>
-      </w:r>
-    </w:p>
-    <w:p>
-      <w:r>
-        <w:t xml:space="preserve">Use commas instead of hyphens and </w:t>
-      </w:r>
-      <w:proofErr w:type="spellStart"/>
-      <w:r>
-        <w:t>em</w:t>
-      </w:r>
-      <w:proofErr w:type="spellEnd"/>
-      <w:r>
-        <w:t>-dashes in your sentences, as these can interrupt the flow of the sentence.</w:t>
-      </w:r>
-    </w:p>
-    <w:p>
-      <w:pPr>
-        <w:rPr>
-          <w:lang w:val="en-US"/>
-        </w:rPr>
-      </w:pPr>
-    </w:p>
-    <w:p>
-      <w:pPr>
-        <w:rPr>
+      <w:pPr>
+        <w:rPr>
+          <w:rFonts w:ascii="Open Sans" w:hAnsi="Open Sans" w:cs="Open Sans"/>
+          <w:color w:val="0E2841" w:themeColor="text2"/>
+        </w:rPr>
+      </w:pPr>
+      <w:r>
+        <w:rPr>
+          <w:rFonts w:ascii="Open Sans" w:hAnsi="Open Sans" w:cs="Open Sans"/>
+          <w:color w:val="0E2841" w:themeColor="text2"/>
+        </w:rPr>
+        <w:t>Readable (and context clued) font for quotes or code.</w:t>
+      </w:r>
+    </w:p>
+    <w:p>
+      <w:pPr>
+        <w:rPr>
+          <w:rFonts w:ascii="Open Sans" w:hAnsi="Open Sans" w:cs="Open Sans"/>
+          <w:color w:val="0E2841" w:themeColor="text2"/>
+        </w:rPr>
+      </w:pPr>
+      <w:r>
+        <w:rPr>
+          <w:rFonts w:ascii="Open Sans" w:hAnsi="Open Sans" w:cs="Open Sans"/>
+          <w:color w:val="0E2841" w:themeColor="text2"/>
+        </w:rPr>
+        <w:t>K</w:t>
+      </w:r>
+      <w:r>
+        <w:rPr>
+          <w:rFonts w:ascii="Open Sans" w:hAnsi="Open Sans" w:cs="Open Sans"/>
+          <w:color w:val="0E2841" w:themeColor="text2"/>
+        </w:rPr>
+        <w:t xml:space="preserve">eep standard rule of writing, i.e. </w:t>
+      </w:r>
+      <w:r>
+        <w:rPr>
+          <w:rFonts w:ascii="Open Sans" w:hAnsi="Open Sans" w:cs="Open Sans"/>
+          <w:color w:val="0E2841" w:themeColor="text2"/>
+        </w:rPr>
+        <w:t>C</w:t>
+      </w:r>
+      <w:r>
+        <w:rPr>
+          <w:rFonts w:ascii="Open Sans" w:hAnsi="Open Sans" w:cs="Open Sans"/>
+          <w:color w:val="0E2841" w:themeColor="text2"/>
+        </w:rPr>
+        <w:t>apital letter followed by lower case</w:t>
+      </w:r>
+      <w:r>
+        <w:rPr>
+          <w:rFonts w:ascii="Open Sans" w:hAnsi="Open Sans" w:cs="Open Sans"/>
+          <w:color w:val="0E2841" w:themeColor="text2"/>
+        </w:rPr>
+        <w:t xml:space="preserve"> for the rest. </w:t>
+      </w:r>
+    </w:p>
+    <w:p>
+      <w:pPr>
+        <w:rPr>
+          <w:rFonts w:ascii="Open Sans" w:hAnsi="Open Sans" w:cs="Open Sans"/>
+          <w:color w:val="0E2841" w:themeColor="text2"/>
+        </w:rPr>
+      </w:pPr>
+      <w:r>
+        <w:rPr>
+          <w:rFonts w:ascii="Open Sans" w:hAnsi="Open Sans" w:cs="Open Sans"/>
+          <w:color w:val="0E2841" w:themeColor="text2"/>
+        </w:rPr>
+        <w:t xml:space="preserve">For </w:t>
+      </w:r>
+      <w:r>
+        <w:rPr>
+          <w:rFonts w:ascii="Open Sans" w:hAnsi="Open Sans" w:cs="Open Sans"/>
+          <w:color w:val="0E2841" w:themeColor="text2"/>
+          <w:sz w:val="32"/>
+          <w:szCs w:val="32"/>
+        </w:rPr>
+        <w:t>headings</w:t>
+      </w:r>
+      <w:r>
+        <w:rPr>
+          <w:rFonts w:ascii="Open Sans" w:hAnsi="Open Sans" w:cs="Open Sans"/>
+          <w:color w:val="0E2841" w:themeColor="text2"/>
+        </w:rPr>
+        <w:t xml:space="preserve">, use a font size that is at least 20% larger than the normal text. If further emphasis is required, then use </w:t>
+      </w:r>
+      <w:r>
+        <w:rPr>
+          <w:rFonts w:ascii="Open Sans" w:hAnsi="Open Sans" w:cs="Open Sans"/>
           <w:b/>
           <w:bCs/>
-          <w:lang w:val="en-US"/>
-        </w:rPr>
-      </w:pPr>
-      <w:proofErr w:type="spellStart"/>
-      <w:r>
-        <w:rPr>
+          <w:color w:val="0E2841" w:themeColor="text2"/>
+          <w:sz w:val="32"/>
+          <w:szCs w:val="32"/>
+        </w:rPr>
+        <w:t>bold</w:t>
+      </w:r>
+      <w:r>
+        <w:rPr>
+          <w:rFonts w:ascii="Open Sans" w:hAnsi="Open Sans" w:cs="Open Sans"/>
+          <w:color w:val="0E2841" w:themeColor="text2"/>
+        </w:rPr>
+        <w:t>.</w:t>
+      </w:r>
+    </w:p>
+    <w:p>
+      <w:pPr>
+        <w:rPr>
+          <w:rFonts w:ascii="Open Sans" w:hAnsi="Open Sans" w:cs="Open Sans"/>
+          <w:color w:val="0E2841" w:themeColor="text2"/>
+          <w:lang w:val="en-US"/>
+        </w:rPr>
+      </w:pPr>
+      <w:r>
+        <w:rPr>
+          <w:rFonts w:ascii="Open Sans" w:hAnsi="Open Sans" w:cs="Open Sans"/>
+          <w:color w:val="0E2841" w:themeColor="text2"/>
+        </w:rPr>
+        <w:t>Ensure</w:t>
+      </w:r>
+      <w:r>
+        <w:rPr>
+          <w:rFonts w:ascii="Open Sans" w:hAnsi="Open Sans" w:cs="Open Sans"/>
+          <w:color w:val="45B0E1" w:themeColor="accent1" w:themeTint="99"/>
+        </w:rPr>
+        <w:t xml:space="preserve"> </w:t>
+      </w:r>
+      <w:r>
+        <w:rPr>
+          <w:rFonts w:ascii="Open Sans" w:hAnsi="Open Sans" w:cs="Open Sans"/>
+          <w:color w:val="45B0E1" w:themeColor="accent1" w:themeTint="99"/>
+        </w:rPr>
+        <w:t>&lt;</w:t>
+      </w:r>
+      <w:hyperlink r:id="rId5" w:history="1">
+        <w:r>
+          <w:rPr>
+            <w:rStyle w:val="Hyperlink"/>
+            <w:rFonts w:ascii="Open Sans" w:hAnsi="Open Sans" w:cs="Open Sans"/>
+            <w:color w:val="45B0E1" w:themeColor="accent1" w:themeTint="99"/>
+            <w:u w:val="none"/>
+          </w:rPr>
+          <w:t>hyperlinks</w:t>
+        </w:r>
+      </w:hyperlink>
+      <w:r>
+        <w:rPr>
+          <w:rFonts w:ascii="Open Sans" w:hAnsi="Open Sans" w:cs="Open Sans"/>
+          <w:color w:val="45B0E1" w:themeColor="accent1" w:themeTint="99"/>
+        </w:rPr>
+        <w:t>&gt;</w:t>
+      </w:r>
+      <w:r>
+        <w:rPr>
+          <w:rFonts w:ascii="Open Sans" w:hAnsi="Open Sans" w:cs="Open Sans"/>
+          <w:color w:val="0E2841" w:themeColor="text2"/>
+        </w:rPr>
+        <w:t xml:space="preserve"> </w:t>
+      </w:r>
+      <w:r>
+        <w:rPr>
+          <w:rFonts w:ascii="Open Sans" w:hAnsi="Open Sans" w:cs="Open Sans"/>
+          <w:color w:val="0E2841" w:themeColor="text2"/>
+        </w:rPr>
+        <w:t xml:space="preserve">look different from </w:t>
+      </w:r>
+      <w:r>
+        <w:rPr>
+          <w:rFonts w:ascii="Open Sans" w:hAnsi="Open Sans" w:cs="Open Sans"/>
+          <w:color w:val="0E2841" w:themeColor="text2"/>
+          <w:sz w:val="32"/>
+          <w:szCs w:val="32"/>
+        </w:rPr>
+        <w:t xml:space="preserve">headings </w:t>
+      </w:r>
+      <w:r>
+        <w:rPr>
+          <w:rFonts w:ascii="Open Sans" w:hAnsi="Open Sans" w:cs="Open Sans"/>
+          <w:color w:val="0E2841" w:themeColor="text2"/>
+        </w:rPr>
+        <w:t>and normal text.</w:t>
+      </w:r>
+    </w:p>
+    <w:p>
+      <w:pPr>
+        <w:rPr>
+          <w:rFonts w:ascii="Open Sans" w:hAnsi="Open Sans" w:cs="Open Sans"/>
           <w:b/>
           <w:bCs/>
-          <w:lang w:val="en-US"/>
-        </w:rPr>
-        <w:lastRenderedPageBreak/>
-        <w:t>Colour</w:t>
-      </w:r>
-      <w:proofErr w:type="spellEnd"/>
-    </w:p>
-    <w:p>
-      <w:pPr>
-        <w:rPr>
-          <w:lang w:val="en-US"/>
-        </w:rPr>
-      </w:pPr>
-      <w:r>
-        <w:rPr>
-          <w:lang w:val="en-US"/>
-        </w:rPr>
-        <w:t xml:space="preserve">Text should </w:t>
-      </w:r>
-      <w:r>
-        <w:rPr>
-          <w:lang w:val="en-US"/>
-        </w:rPr>
-        <w:t xml:space="preserve">be darker </w:t>
-      </w:r>
-      <w:r>
-        <w:rPr>
-          <w:lang w:val="en-US"/>
-        </w:rPr>
-        <w:t>but avoid pure black (#000000)</w:t>
-      </w:r>
-    </w:p>
-    <w:p>
-      <w:pPr>
-        <w:rPr>
-          <w:lang w:val="en-US"/>
-        </w:rPr>
-      </w:pPr>
-      <w:r>
-        <w:rPr>
-          <w:lang w:val="en-US"/>
-        </w:rPr>
-        <w:t>Backgrounds should only be</w:t>
-      </w:r>
-      <w:r>
-        <w:rPr>
-          <w:lang w:val="en-US"/>
-        </w:rPr>
-        <w:t xml:space="preserve"> a single </w:t>
-      </w:r>
-      <w:proofErr w:type="spellStart"/>
-      <w:r>
-        <w:rPr>
-          <w:lang w:val="en-US"/>
-        </w:rPr>
-        <w:t>colour</w:t>
-      </w:r>
-      <w:proofErr w:type="spellEnd"/>
-      <w:r>
-        <w:rPr>
-          <w:lang w:val="en-US"/>
-        </w:rPr>
-        <w:t xml:space="preserve"> and </w:t>
-      </w:r>
-      <w:r>
-        <w:rPr>
-          <w:lang w:val="en-US"/>
-        </w:rPr>
-        <w:t xml:space="preserve">light, like </w:t>
-      </w:r>
-      <w:r>
-        <w:rPr>
-          <w:lang w:val="en-US"/>
-        </w:rPr>
-        <w:t xml:space="preserve">one of the following: </w:t>
-      </w:r>
-      <w:r>
-        <w:rPr>
-          <w:lang w:val="en-US"/>
-        </w:rPr>
-        <w:t xml:space="preserve"> </w:t>
-      </w:r>
-      <w:r>
-        <w:rPr>
-          <w:lang w:val="en-US"/>
-        </w:rPr>
-        <w:t>off-white, cream, oat, light grey, soft pastel</w:t>
-      </w:r>
-      <w:r>
-        <w:rPr>
-          <w:lang w:val="en-US"/>
-        </w:rPr>
-        <w:t>.</w:t>
-      </w:r>
-    </w:p>
-    <w:p>
-      <w:pPr>
-        <w:rPr>
-          <w:lang w:val="en-US"/>
-        </w:rPr>
-      </w:pPr>
-      <w:r>
-        <w:rPr>
-          <w:lang w:val="en-US"/>
-        </w:rPr>
-        <w:t xml:space="preserve">These </w:t>
-      </w:r>
-      <w:proofErr w:type="spellStart"/>
-      <w:r>
-        <w:rPr>
-          <w:lang w:val="en-US"/>
-        </w:rPr>
-        <w:t>colours</w:t>
-      </w:r>
-      <w:proofErr w:type="spellEnd"/>
-      <w:r>
-        <w:rPr>
-          <w:lang w:val="en-US"/>
-        </w:rPr>
-        <w:t xml:space="preserve"> should not be used together if differentiation is key</w:t>
-      </w:r>
-      <w:r>
-        <w:rPr>
-          <w:lang w:val="en-US"/>
-        </w:rPr>
-        <w:t>: green and pink/red</w:t>
-      </w:r>
-      <w:r>
-        <w:rPr>
-          <w:lang w:val="en-US"/>
-        </w:rPr>
-        <w:t>.</w:t>
-      </w:r>
-    </w:p>
-    <w:p>
-      <w:pPr>
-        <w:rPr>
-          <w:lang w:val="en-US"/>
-        </w:rPr>
-      </w:pPr>
-      <w:r>
-        <w:rPr>
-          <w:lang w:val="en-US"/>
-        </w:rPr>
-        <w:t xml:space="preserve">These </w:t>
-      </w:r>
-      <w:proofErr w:type="spellStart"/>
-      <w:r>
-        <w:rPr>
-          <w:lang w:val="en-US"/>
-        </w:rPr>
-        <w:t>colours</w:t>
-      </w:r>
-      <w:proofErr w:type="spellEnd"/>
-      <w:r>
-        <w:rPr>
-          <w:lang w:val="en-US"/>
-        </w:rPr>
-        <w:t xml:space="preserve"> should not be used together as it’s ugly </w:t>
-      </w:r>
-      <w:proofErr w:type="spellStart"/>
-      <w:r>
-        <w:rPr>
-          <w:lang w:val="en-US"/>
-        </w:rPr>
-        <w:t>af</w:t>
-      </w:r>
-      <w:proofErr w:type="spellEnd"/>
-      <w:r>
-        <w:rPr>
-          <w:lang w:val="en-US"/>
-        </w:rPr>
-        <w:t>.</w:t>
-      </w:r>
-    </w:p>
-    <w:p>
-      <w:pPr>
-        <w:rPr>
-          <w:lang w:val="en-US"/>
-        </w:rPr>
-      </w:pPr>
-      <w:r>
-        <w:rPr>
-          <w:lang w:val="en-US"/>
-        </w:rPr>
-        <w:t xml:space="preserve">These </w:t>
-      </w:r>
-      <w:proofErr w:type="spellStart"/>
-      <w:r>
-        <w:rPr>
-          <w:lang w:val="en-US"/>
-        </w:rPr>
-        <w:t>colours</w:t>
-      </w:r>
-      <w:proofErr w:type="spellEnd"/>
-      <w:r>
-        <w:rPr>
-          <w:lang w:val="en-US"/>
-        </w:rPr>
-        <w:t xml:space="preserve"> are unreadable together.</w:t>
-      </w:r>
-    </w:p>
-    <w:p>
-      <w:pPr>
-        <w:rPr>
-          <w:lang w:val="en-US"/>
-        </w:rPr>
-      </w:pPr>
-      <w:r>
-        <w:rPr>
-          <w:lang w:val="en-US"/>
-        </w:rPr>
-        <w:t xml:space="preserve">Contrast on text to background </w:t>
-      </w:r>
-      <w:proofErr w:type="spellStart"/>
-      <w:r>
-        <w:rPr>
-          <w:lang w:val="en-US"/>
-        </w:rPr>
-        <w:t>colour</w:t>
-      </w:r>
-      <w:proofErr w:type="spellEnd"/>
-      <w:r>
-        <w:rPr>
-          <w:lang w:val="en-US"/>
-        </w:rPr>
-        <w:t xml:space="preserve"> should be high enough. </w:t>
-      </w:r>
-      <w:r>
-        <w:t>T</w:t>
-      </w:r>
-      <w:r>
-        <w:t>ext should have a minimum contrast ratio of 4.5:1 for normal-sized text and 3:1 for large text</w:t>
-      </w:r>
-      <w:r>
-        <w:t>.</w:t>
-      </w:r>
-    </w:p>
-    <w:p>
-      <w:pPr>
-        <w:rPr>
-          <w:lang w:val="en-US"/>
-        </w:rPr>
-      </w:pPr>
-      <w:r>
-        <w:rPr>
-          <w:lang w:val="en-US"/>
-        </w:rPr>
-        <w:t xml:space="preserve">No more than 4 </w:t>
-      </w:r>
-      <w:proofErr w:type="spellStart"/>
-      <w:r>
-        <w:rPr>
-          <w:lang w:val="en-US"/>
-        </w:rPr>
-        <w:t>colours</w:t>
-      </w:r>
-      <w:proofErr w:type="spellEnd"/>
-      <w:r>
-        <w:rPr>
-          <w:lang w:val="en-US"/>
-        </w:rPr>
-        <w:t xml:space="preserve"> used on a page. </w:t>
-      </w:r>
-    </w:p>
-    <w:p>
-      <w:pPr>
-        <w:rPr>
+          <w:color w:val="0E2841" w:themeColor="text2"/>
+          <w:lang w:val="en-US"/>
+        </w:rPr>
+      </w:pPr>
+    </w:p>
+    <w:p>
+      <w:pPr>
+        <w:rPr>
+          <w:rFonts w:ascii="Open Sans" w:hAnsi="Open Sans" w:cs="Open Sans"/>
           <w:b/>
           <w:bCs/>
-          <w:lang w:val="en-US"/>
-        </w:rPr>
-      </w:pPr>
-    </w:p>
-    <w:p>
-      <w:pPr>
-        <w:rPr>
+          <w:color w:val="0E2841" w:themeColor="text2"/>
+          <w:sz w:val="32"/>
+          <w:szCs w:val="32"/>
+          <w:lang w:val="en-US"/>
+        </w:rPr>
+      </w:pPr>
+      <w:r>
+        <w:rPr>
+          <w:rFonts w:ascii="Open Sans" w:hAnsi="Open Sans" w:cs="Open Sans"/>
           <w:b/>
           <w:bCs/>
-          <w:lang w:val="en-US"/>
-        </w:rPr>
-      </w:pPr>
-      <w:r>
-        <w:rPr>
+          <w:color w:val="0E2841" w:themeColor="text2"/>
+          <w:sz w:val="32"/>
+          <w:szCs w:val="32"/>
+          <w:lang w:val="en-US"/>
+        </w:rPr>
+        <w:t>Format</w:t>
+      </w:r>
+    </w:p>
+    <w:p>
+      <w:pPr>
+        <w:rPr>
+          <w:rFonts w:ascii="Open Sans" w:hAnsi="Open Sans" w:cs="Open Sans"/>
+          <w:color w:val="0E2841" w:themeColor="text2"/>
+        </w:rPr>
+      </w:pPr>
+      <w:r>
+        <w:rPr>
+          <w:rFonts w:ascii="Open Sans" w:hAnsi="Open Sans" w:cs="Open Sans"/>
+          <w:color w:val="0E2841" w:themeColor="text2"/>
+        </w:rPr>
+        <w:t>Font size should be 12</w:t>
+      </w:r>
+      <w:r>
+        <w:rPr>
+          <w:rFonts w:ascii="Open Sans" w:hAnsi="Open Sans" w:cs="Open Sans"/>
+          <w:color w:val="0E2841" w:themeColor="text2"/>
+          <w:sz w:val="26"/>
+          <w:szCs w:val="26"/>
+        </w:rPr>
+        <w:t>-</w:t>
+      </w:r>
+      <w:r>
+        <w:rPr>
+          <w:rFonts w:ascii="Open Sans" w:hAnsi="Open Sans" w:cs="Open Sans"/>
+          <w:color w:val="0E2841" w:themeColor="text2"/>
+          <w:sz w:val="28"/>
+          <w:szCs w:val="28"/>
+        </w:rPr>
+        <w:t>14</w:t>
+      </w:r>
+      <w:r>
+        <w:rPr>
+          <w:rFonts w:ascii="Open Sans" w:hAnsi="Open Sans" w:cs="Open Sans"/>
+          <w:color w:val="0E2841" w:themeColor="text2"/>
+        </w:rPr>
+        <w:t xml:space="preserve"> point or equivalent (e.g. 1-1.2em / 16-19 </w:t>
+      </w:r>
+      <w:proofErr w:type="spellStart"/>
+      <w:r>
+        <w:rPr>
+          <w:rFonts w:ascii="Open Sans" w:hAnsi="Open Sans" w:cs="Open Sans"/>
+          <w:color w:val="0E2841" w:themeColor="text2"/>
+        </w:rPr>
+        <w:t>px</w:t>
+      </w:r>
+      <w:proofErr w:type="spellEnd"/>
+      <w:r>
+        <w:rPr>
+          <w:rFonts w:ascii="Open Sans" w:hAnsi="Open Sans" w:cs="Open Sans"/>
+          <w:color w:val="0E2841" w:themeColor="text2"/>
+        </w:rPr>
+        <w:t>).</w:t>
+      </w:r>
+    </w:p>
+    <w:p>
+      <w:pPr>
+        <w:spacing w:line="420" w:lineRule="auto"/>
+        <w:rPr>
+          <w:rFonts w:ascii="Open Sans" w:hAnsi="Open Sans" w:cs="Open Sans"/>
+          <w:color w:val="0E2841" w:themeColor="text2"/>
+          <w:spacing w:val="80"/>
+        </w:rPr>
+      </w:pPr>
+      <w:r>
+        <w:rPr>
+          <w:rFonts w:ascii="Open Sans" w:hAnsi="Open Sans" w:cs="Open Sans"/>
+          <w:color w:val="0E2841" w:themeColor="text2"/>
+          <w:spacing w:val="80"/>
+        </w:rPr>
+        <w:t>Inter-letter / character spacing (sometimes called tracking) is ideally around 35% of the average letter width. If letter spacing is excessive it can reduce readability.</w:t>
+      </w:r>
+    </w:p>
+    <w:p>
+      <w:pPr>
+        <w:spacing w:line="420" w:lineRule="auto"/>
+        <w:rPr>
+          <w:rFonts w:ascii="Open Sans" w:hAnsi="Open Sans" w:cs="Open Sans"/>
+          <w:color w:val="0E2841" w:themeColor="text2"/>
+          <w:spacing w:val="80"/>
+        </w:rPr>
+      </w:pPr>
+      <w:r>
+        <w:rPr>
+          <w:rFonts w:ascii="Open Sans" w:hAnsi="Open Sans" w:cs="Open Sans"/>
+          <w:color w:val="0E2841" w:themeColor="text2"/>
+          <w:spacing w:val="80"/>
+        </w:rPr>
+        <w:t>Inter-word spacing should be at least 3.5 times the inter-letter spacing.</w:t>
+      </w:r>
+    </w:p>
+    <w:p>
+      <w:pPr>
+        <w:spacing w:line="420" w:lineRule="auto"/>
+        <w:rPr>
+          <w:rFonts w:ascii="Open Sans" w:hAnsi="Open Sans" w:cs="Open Sans"/>
+          <w:color w:val="0E2841" w:themeColor="text2"/>
+          <w:spacing w:val="80"/>
+        </w:rPr>
+      </w:pPr>
+      <w:r>
+        <w:rPr>
+          <w:rFonts w:ascii="Open Sans" w:hAnsi="Open Sans" w:cs="Open Sans"/>
+          <w:color w:val="0E2841" w:themeColor="text2"/>
+          <w:spacing w:val="80"/>
+        </w:rPr>
+        <w:t>Line spacing improves readability. It should be proportional to inter-word spacing; 1.5/150%</w:t>
+      </w:r>
+      <w:r>
+        <w:rPr>
+          <w:rFonts w:ascii="Open Sans" w:hAnsi="Open Sans" w:cs="Open Sans"/>
+          <w:color w:val="0E2841" w:themeColor="text2"/>
+          <w:spacing w:val="80"/>
+        </w:rPr>
+        <w:t>-200%</w:t>
+      </w:r>
+      <w:r>
+        <w:rPr>
+          <w:rFonts w:ascii="Open Sans" w:hAnsi="Open Sans" w:cs="Open Sans"/>
+          <w:color w:val="0E2841" w:themeColor="text2"/>
+          <w:spacing w:val="80"/>
+        </w:rPr>
+        <w:t xml:space="preserve"> is preferable.</w:t>
+      </w:r>
+    </w:p>
+    <w:p>
+      <w:pPr>
+        <w:rPr>
+          <w:rFonts w:ascii="Open Sans" w:hAnsi="Open Sans" w:cs="Open Sans"/>
+          <w:color w:val="0E2841" w:themeColor="text2"/>
+        </w:rPr>
+      </w:pPr>
+      <w:r>
+        <w:rPr>
+          <w:rFonts w:ascii="Open Sans" w:hAnsi="Open Sans" w:cs="Open Sans"/>
+          <w:color w:val="0E2841" w:themeColor="text2"/>
+        </w:rPr>
+        <w:lastRenderedPageBreak/>
+        <w:t xml:space="preserve">Avoid </w:t>
+      </w:r>
+      <w:r>
+        <w:rPr>
+          <w:rFonts w:ascii="Open Sans" w:hAnsi="Open Sans" w:cs="Open Sans"/>
+          <w:color w:val="0E2841" w:themeColor="text2"/>
+          <w:u w:val="single"/>
+        </w:rPr>
+        <w:t>underlining</w:t>
+      </w:r>
+      <w:r>
+        <w:rPr>
+          <w:rFonts w:ascii="Open Sans" w:hAnsi="Open Sans" w:cs="Open Sans"/>
+          <w:color w:val="0E2841" w:themeColor="text2"/>
+        </w:rPr>
+        <w:t xml:space="preserve"> and </w:t>
+      </w:r>
+      <w:r>
+        <w:rPr>
+          <w:rFonts w:ascii="Open Sans" w:hAnsi="Open Sans" w:cs="Open Sans"/>
+          <w:i/>
+          <w:iCs/>
+          <w:color w:val="0E2841" w:themeColor="text2"/>
+        </w:rPr>
+        <w:t>italics</w:t>
+      </w:r>
+      <w:r>
+        <w:rPr>
+          <w:rFonts w:ascii="Open Sans" w:hAnsi="Open Sans" w:cs="Open Sans"/>
+          <w:color w:val="0E2841" w:themeColor="text2"/>
+        </w:rPr>
+        <w:t xml:space="preserve"> as this can make the text appear to run together and cause crowding. </w:t>
+      </w:r>
+    </w:p>
+    <w:p>
+      <w:pPr>
+        <w:pStyle w:val="ListParagraph"/>
+        <w:numPr>
+          <w:ilvl w:val="0"/>
+          <w:numId w:val="2"/>
+        </w:numPr>
+        <w:rPr>
+          <w:rFonts w:ascii="Open Sans" w:hAnsi="Open Sans" w:cs="Open Sans"/>
+          <w:i/>
+          <w:iCs/>
+          <w:color w:val="0E2841" w:themeColor="text2"/>
+        </w:rPr>
+      </w:pPr>
+      <w:r>
+        <w:rPr>
+          <w:rFonts w:ascii="Open Sans" w:hAnsi="Open Sans" w:cs="Open Sans"/>
+          <w:color w:val="0E2841" w:themeColor="text2"/>
+          <w:u w:val="single"/>
+        </w:rPr>
+        <w:t xml:space="preserve">Does this still seem readable? </w:t>
+      </w:r>
+    </w:p>
+    <w:p>
+      <w:pPr>
+        <w:pStyle w:val="ListParagraph"/>
+        <w:numPr>
+          <w:ilvl w:val="0"/>
+          <w:numId w:val="2"/>
+        </w:numPr>
+        <w:rPr>
+          <w:rFonts w:ascii="Open Sans" w:hAnsi="Open Sans" w:cs="Open Sans"/>
+          <w:i/>
+          <w:iCs/>
+          <w:color w:val="0E2841" w:themeColor="text2"/>
+        </w:rPr>
+      </w:pPr>
+      <w:r>
+        <w:rPr>
+          <w:rFonts w:ascii="Open Sans" w:hAnsi="Open Sans" w:cs="Open Sans"/>
+          <w:i/>
+          <w:iCs/>
+          <w:color w:val="0E2841" w:themeColor="text2"/>
+        </w:rPr>
+        <w:t>How about this sentence?</w:t>
+      </w:r>
+    </w:p>
+    <w:p>
+      <w:pPr>
+        <w:rPr>
+          <w:rFonts w:ascii="Open Sans" w:hAnsi="Open Sans" w:cs="Open Sans"/>
+          <w:color w:val="0E2841" w:themeColor="text2"/>
+        </w:rPr>
+      </w:pPr>
+      <w:r>
+        <w:rPr>
+          <w:rFonts w:ascii="Open Sans" w:hAnsi="Open Sans" w:cs="Open Sans"/>
+          <w:color w:val="0E2841" w:themeColor="text2"/>
+        </w:rPr>
+        <w:t xml:space="preserve">Use </w:t>
+      </w:r>
+      <w:r>
+        <w:rPr>
+          <w:rFonts w:ascii="Open Sans" w:hAnsi="Open Sans" w:cs="Open Sans"/>
           <w:b/>
           <w:bCs/>
-          <w:lang w:val="en-US"/>
-        </w:rPr>
-        <w:t>Design</w:t>
-      </w:r>
-    </w:p>
-    <w:p>
-      <w:pPr>
-        <w:rPr>
-          <w:lang w:val="en-US"/>
-        </w:rPr>
-      </w:pPr>
-      <w:r>
-        <w:rPr>
-          <w:lang w:val="en-US"/>
-        </w:rPr>
-        <w:t xml:space="preserve">Text </w:t>
-      </w:r>
-      <w:r>
-        <w:rPr>
-          <w:lang w:val="en-US"/>
-        </w:rPr>
-        <w:t xml:space="preserve">width </w:t>
-      </w:r>
-      <w:r>
-        <w:rPr>
-          <w:lang w:val="en-US"/>
-        </w:rPr>
-        <w:t>should be about - proportion of the page.</w:t>
-      </w:r>
-    </w:p>
-    <w:p>
-      <w:pPr>
-        <w:rPr>
-          <w:lang w:val="en-US"/>
-        </w:rPr>
-      </w:pPr>
-      <w:r>
-        <w:rPr>
-          <w:lang w:val="en-US"/>
-        </w:rPr>
-        <w:t xml:space="preserve">Only relevant images with a short, single sentence to explain. </w:t>
-      </w:r>
-    </w:p>
-    <w:p>
-      <w:pPr>
-        <w:rPr>
-          <w:lang w:val="en-US"/>
-        </w:rPr>
-      </w:pPr>
-      <w:r>
-        <w:rPr>
-          <w:lang w:val="en-US"/>
-        </w:rPr>
-        <w:t>Bullet points where possible for lists (no more than – points)</w:t>
-      </w:r>
-    </w:p>
-    <w:p>
-      <w:pPr>
-        <w:rPr>
-          <w:lang w:val="en-US"/>
-        </w:rPr>
-      </w:pPr>
-      <w:r>
-        <w:rPr>
-          <w:lang w:val="en-US"/>
-        </w:rPr>
-        <w:t>Break up page with headings, bullet points, or an image every -.</w:t>
-      </w:r>
-    </w:p>
-    <w:p>
-      <w:pPr>
-        <w:rPr>
-          <w:lang w:val="en-US"/>
-        </w:rPr>
-      </w:pPr>
-      <w:r>
-        <w:rPr>
-          <w:lang w:val="en-US"/>
-        </w:rPr>
-        <w:t xml:space="preserve">Potential gain to changing the font (to one that is recommended) in longer articles part way through to maintain attention. </w:t>
-      </w:r>
-    </w:p>
-    <w:p>
-      <w:pPr>
-        <w:rPr>
-          <w:lang w:val="en-US"/>
-        </w:rPr>
-      </w:pPr>
-    </w:p>
-    <w:p>
-      <w:pPr>
-        <w:rPr>
+          <w:color w:val="0E2841" w:themeColor="text2"/>
+        </w:rPr>
+        <w:t>bold</w:t>
+      </w:r>
+      <w:r>
+        <w:rPr>
+          <w:rFonts w:ascii="Open Sans" w:hAnsi="Open Sans" w:cs="Open Sans"/>
+          <w:color w:val="0E2841" w:themeColor="text2"/>
+        </w:rPr>
+        <w:t xml:space="preserve"> for emphasis.</w:t>
+      </w:r>
+    </w:p>
+    <w:p>
+      <w:pPr>
+        <w:rPr>
+          <w:rFonts w:ascii="Open Sans" w:hAnsi="Open Sans" w:cs="Open Sans"/>
+          <w:color w:val="0E2841" w:themeColor="text2"/>
+          <w:lang w:val="en-US"/>
+        </w:rPr>
+      </w:pPr>
+      <w:r>
+        <w:rPr>
+          <w:rFonts w:ascii="Open Sans" w:hAnsi="Open Sans" w:cs="Open Sans"/>
+          <w:color w:val="0E2841" w:themeColor="text2"/>
+          <w:lang w:val="en-US"/>
+        </w:rPr>
+        <w:t>Use formatting tools for text alignment, justification, indents, lists, line and paragraph spacing to support assistive technology users. In Word, you’ll find these tools in the ‘Layout’ tab:</w:t>
+      </w:r>
+    </w:p>
+    <w:p>
+      <w:pPr>
+        <w:rPr>
+          <w:rFonts w:ascii="Open Sans" w:hAnsi="Open Sans" w:cs="Open Sans"/>
+          <w:color w:val="0E2841" w:themeColor="text2"/>
+          <w:lang w:val="en-US"/>
+        </w:rPr>
+      </w:pPr>
+    </w:p>
+    <w:p>
+      <w:pPr>
+        <w:rPr>
+          <w:rFonts w:ascii="Open Sans" w:hAnsi="Open Sans" w:cs="Open Sans"/>
+          <w:color w:val="0E2841" w:themeColor="text2"/>
+          <w:lang w:val="en-US"/>
+        </w:rPr>
+      </w:pPr>
+      <w:r>
+        <w:rPr>
+          <w:rFonts w:ascii="Open Sans" w:hAnsi="Open Sans" w:cs="Open Sans"/>
+          <w:color w:val="0E2841" w:themeColor="text2"/>
+          <w:lang w:val="en-US"/>
+        </w:rPr>
+        <w:t>Add extra space around headings and between paragraphs.</w:t>
+      </w:r>
+    </w:p>
+    <w:p>
+      <w:pPr>
+        <w:rPr>
+          <w:rFonts w:ascii="Open Sans" w:hAnsi="Open Sans" w:cs="Open Sans"/>
+          <w:color w:val="0E2841" w:themeColor="text2"/>
+          <w:lang w:val="en-US"/>
+        </w:rPr>
+      </w:pPr>
+    </w:p>
+    <w:p>
+      <w:pPr>
+        <w:rPr>
+          <w:rFonts w:ascii="Open Sans" w:hAnsi="Open Sans" w:cs="Open Sans"/>
+          <w:color w:val="0E2841" w:themeColor="text2"/>
+          <w:lang w:val="en-US"/>
+        </w:rPr>
+      </w:pPr>
+      <w:r>
+        <w:rPr>
+          <w:rFonts w:ascii="Open Sans" w:hAnsi="Open Sans" w:cs="Open Sans"/>
+          <w:color w:val="0E2841" w:themeColor="text2"/>
+          <w:lang w:val="en-US"/>
+        </w:rPr>
+        <w:t>Use s</w:t>
+      </w:r>
+      <w:r>
+        <w:rPr>
+          <w:rFonts w:ascii="Open Sans" w:hAnsi="Open Sans" w:cs="Open Sans"/>
+          <w:color w:val="0E2841" w:themeColor="text2"/>
+          <w:lang w:val="en-US"/>
+        </w:rPr>
+        <w:t>ingle column text</w:t>
+      </w:r>
+      <w:r>
+        <w:rPr>
+          <w:rFonts w:ascii="Open Sans" w:hAnsi="Open Sans" w:cs="Open Sans"/>
+          <w:color w:val="0E2841" w:themeColor="text2"/>
+          <w:lang w:val="en-US"/>
+        </w:rPr>
+        <w:t>.</w:t>
+      </w:r>
+    </w:p>
+    <w:p>
+      <w:pPr>
+        <w:rPr>
+          <w:rFonts w:ascii="Open Sans" w:hAnsi="Open Sans" w:cs="Open Sans"/>
+          <w:color w:val="0E2841" w:themeColor="text2"/>
+          <w:lang w:val="en-US"/>
+        </w:rPr>
+      </w:pPr>
+    </w:p>
+    <w:p>
+      <w:pPr>
+        <w:rPr>
+          <w:rFonts w:ascii="Open Sans" w:hAnsi="Open Sans" w:cs="Open Sans"/>
+          <w:color w:val="0E2841" w:themeColor="text2"/>
+          <w:lang w:val="en-US"/>
+        </w:rPr>
+      </w:pPr>
+      <w:r>
+        <w:rPr>
+          <w:rFonts w:ascii="Open Sans" w:hAnsi="Open Sans" w:cs="Open Sans"/>
+          <w:color w:val="0E2841" w:themeColor="text2"/>
+          <w:lang w:val="en-US"/>
+        </w:rPr>
+        <w:t xml:space="preserve">Break up numbers with a “,” (in the Dutch version “.”) between every 3 digits, e.g. 80,000, 104,000, 1.054,031, 32.500,21. </w:t>
+      </w:r>
+      <w:r>
+        <w:rPr>
+          <w:rFonts w:ascii="Open Sans" w:hAnsi="Open Sans" w:cs="Open Sans"/>
+          <w:color w:val="0E2841" w:themeColor="text2"/>
+          <w:lang w:val="en-US"/>
+        </w:rPr>
+        <w:t>There is d</w:t>
+      </w:r>
+      <w:r>
+        <w:rPr>
+          <w:rFonts w:ascii="Open Sans" w:hAnsi="Open Sans" w:cs="Open Sans"/>
+          <w:color w:val="0E2841" w:themeColor="text2"/>
+          <w:lang w:val="en-US"/>
+        </w:rPr>
+        <w:t xml:space="preserve">iscussion on whether a space per 3 </w:t>
+      </w:r>
+      <w:r>
+        <w:rPr>
+          <w:rFonts w:ascii="Open Sans" w:hAnsi="Open Sans" w:cs="Open Sans"/>
+          <w:color w:val="0E2841" w:themeColor="text2"/>
+          <w:lang w:val="en-US"/>
+        </w:rPr>
+        <w:t xml:space="preserve">numbers </w:t>
+      </w:r>
+      <w:r>
+        <w:rPr>
+          <w:rFonts w:ascii="Open Sans" w:hAnsi="Open Sans" w:cs="Open Sans"/>
+          <w:color w:val="0E2841" w:themeColor="text2"/>
+          <w:lang w:val="en-US"/>
+        </w:rPr>
+        <w:t>in a decimal is clearer than a “,”.</w:t>
+      </w:r>
+      <w:r>
+        <w:rPr>
+          <w:rFonts w:ascii="Open Sans" w:hAnsi="Open Sans" w:cs="Open Sans"/>
+          <w:color w:val="0E2841" w:themeColor="text2"/>
+          <w:lang w:val="en-US"/>
+        </w:rPr>
+        <w:t xml:space="preserve"> E.g. 3.</w:t>
+      </w:r>
+      <w:r>
+        <w:rPr>
+          <w:rFonts w:ascii="Open Sans" w:hAnsi="Open Sans" w:cs="Open Sans"/>
+          <w:color w:val="0E2841" w:themeColor="text2"/>
+        </w:rPr>
+        <w:t>141</w:t>
+      </w:r>
+      <w:r>
+        <w:rPr>
+          <w:rFonts w:ascii="Open Sans" w:hAnsi="Open Sans" w:cs="Open Sans"/>
+          <w:color w:val="0E2841" w:themeColor="text2"/>
+        </w:rPr>
+        <w:t>,</w:t>
+      </w:r>
+      <w:r>
+        <w:rPr>
+          <w:rFonts w:ascii="Open Sans" w:hAnsi="Open Sans" w:cs="Open Sans"/>
+          <w:color w:val="0E2841" w:themeColor="text2"/>
+        </w:rPr>
+        <w:t>592</w:t>
+      </w:r>
+      <w:r>
+        <w:rPr>
+          <w:rFonts w:ascii="Open Sans" w:hAnsi="Open Sans" w:cs="Open Sans"/>
+          <w:color w:val="0E2841" w:themeColor="text2"/>
+        </w:rPr>
+        <w:t>,</w:t>
+      </w:r>
+      <w:r>
+        <w:rPr>
+          <w:rFonts w:ascii="Open Sans" w:hAnsi="Open Sans" w:cs="Open Sans"/>
+          <w:color w:val="0E2841" w:themeColor="text2"/>
+        </w:rPr>
+        <w:t>653</w:t>
+      </w:r>
+      <w:r>
+        <w:rPr>
+          <w:rFonts w:ascii="Open Sans" w:hAnsi="Open Sans" w:cs="Open Sans"/>
+          <w:color w:val="0E2841" w:themeColor="text2"/>
+        </w:rPr>
+        <w:t>,</w:t>
+      </w:r>
+      <w:r>
+        <w:rPr>
+          <w:rFonts w:ascii="Open Sans" w:hAnsi="Open Sans" w:cs="Open Sans"/>
+          <w:color w:val="0E2841" w:themeColor="text2"/>
+        </w:rPr>
+        <w:t>589</w:t>
+      </w:r>
+      <w:r>
+        <w:rPr>
+          <w:rFonts w:ascii="Open Sans" w:hAnsi="Open Sans" w:cs="Open Sans"/>
+          <w:color w:val="0E2841" w:themeColor="text2"/>
+        </w:rPr>
+        <w:t>,</w:t>
+      </w:r>
+      <w:r>
+        <w:rPr>
+          <w:rFonts w:ascii="Open Sans" w:hAnsi="Open Sans" w:cs="Open Sans"/>
+          <w:color w:val="0E2841" w:themeColor="text2"/>
+        </w:rPr>
+        <w:t>79</w:t>
+      </w:r>
+      <w:r>
+        <w:rPr>
+          <w:rFonts w:ascii="Open Sans" w:hAnsi="Open Sans" w:cs="Open Sans"/>
+          <w:color w:val="0E2841" w:themeColor="text2"/>
+        </w:rPr>
+        <w:t xml:space="preserve"> </w:t>
+      </w:r>
+      <w:proofErr w:type="spellStart"/>
+      <w:r>
+        <w:rPr>
+          <w:rFonts w:ascii="Open Sans" w:hAnsi="Open Sans" w:cs="Open Sans"/>
+          <w:color w:val="0E2841" w:themeColor="text2"/>
+        </w:rPr>
+        <w:t>v.s</w:t>
+      </w:r>
+      <w:proofErr w:type="spellEnd"/>
+      <w:r>
+        <w:rPr>
+          <w:rFonts w:ascii="Open Sans" w:hAnsi="Open Sans" w:cs="Open Sans"/>
+          <w:color w:val="0E2841" w:themeColor="text2"/>
+        </w:rPr>
+        <w:t xml:space="preserve">. </w:t>
+      </w:r>
+      <w:r>
+        <w:rPr>
+          <w:rFonts w:ascii="Open Sans" w:hAnsi="Open Sans" w:cs="Open Sans"/>
+          <w:color w:val="0E2841" w:themeColor="text2"/>
+          <w:lang w:val="en-US"/>
+        </w:rPr>
+        <w:t>3.</w:t>
+      </w:r>
+      <w:r>
+        <w:rPr>
+          <w:rFonts w:ascii="Open Sans" w:hAnsi="Open Sans" w:cs="Open Sans"/>
+          <w:color w:val="0E2841" w:themeColor="text2"/>
+        </w:rPr>
+        <w:t>141</w:t>
+      </w:r>
+      <w:r>
+        <w:rPr>
+          <w:rFonts w:ascii="Open Sans" w:hAnsi="Open Sans" w:cs="Open Sans"/>
+          <w:color w:val="0E2841" w:themeColor="text2"/>
+        </w:rPr>
+        <w:t xml:space="preserve"> </w:t>
+      </w:r>
+      <w:r>
+        <w:rPr>
+          <w:rFonts w:ascii="Open Sans" w:hAnsi="Open Sans" w:cs="Open Sans"/>
+          <w:color w:val="0E2841" w:themeColor="text2"/>
+        </w:rPr>
+        <w:t>592</w:t>
+      </w:r>
+      <w:r>
+        <w:rPr>
+          <w:rFonts w:ascii="Open Sans" w:hAnsi="Open Sans" w:cs="Open Sans"/>
+          <w:color w:val="0E2841" w:themeColor="text2"/>
+        </w:rPr>
+        <w:t xml:space="preserve"> </w:t>
+      </w:r>
+      <w:r>
+        <w:rPr>
+          <w:rFonts w:ascii="Open Sans" w:hAnsi="Open Sans" w:cs="Open Sans"/>
+          <w:color w:val="0E2841" w:themeColor="text2"/>
+        </w:rPr>
+        <w:t>653</w:t>
+      </w:r>
+      <w:r>
+        <w:rPr>
+          <w:rFonts w:ascii="Open Sans" w:hAnsi="Open Sans" w:cs="Open Sans"/>
+          <w:color w:val="0E2841" w:themeColor="text2"/>
+        </w:rPr>
+        <w:t xml:space="preserve"> </w:t>
+      </w:r>
+      <w:r>
+        <w:rPr>
+          <w:rFonts w:ascii="Open Sans" w:hAnsi="Open Sans" w:cs="Open Sans"/>
+          <w:color w:val="0E2841" w:themeColor="text2"/>
+        </w:rPr>
+        <w:t>589</w:t>
+      </w:r>
+      <w:r>
+        <w:rPr>
+          <w:rFonts w:ascii="Open Sans" w:hAnsi="Open Sans" w:cs="Open Sans"/>
+          <w:color w:val="0E2841" w:themeColor="text2"/>
+        </w:rPr>
+        <w:t xml:space="preserve"> </w:t>
+      </w:r>
+      <w:r>
+        <w:rPr>
+          <w:rFonts w:ascii="Open Sans" w:hAnsi="Open Sans" w:cs="Open Sans"/>
+          <w:color w:val="0E2841" w:themeColor="text2"/>
+        </w:rPr>
+        <w:t>79</w:t>
+      </w:r>
+    </w:p>
+    <w:p>
+      <w:pPr>
+        <w:rPr>
+          <w:rFonts w:ascii="Open Sans" w:hAnsi="Open Sans" w:cs="Open Sans"/>
+          <w:color w:val="0E2841" w:themeColor="text2"/>
+        </w:rPr>
+      </w:pPr>
+    </w:p>
+    <w:p>
+      <w:pPr>
+        <w:rPr>
+          <w:rFonts w:ascii="Open Sans" w:hAnsi="Open Sans" w:cs="Open Sans"/>
+          <w:color w:val="0E2841" w:themeColor="text2"/>
+        </w:rPr>
+      </w:pPr>
+      <w:r>
+        <w:rPr>
+          <w:rFonts w:ascii="Open Sans" w:hAnsi="Open Sans" w:cs="Open Sans"/>
+          <w:color w:val="0E2841" w:themeColor="text2"/>
+        </w:rPr>
+        <w:t>Use commas instead of hyphens</w:t>
+      </w:r>
+      <w:r>
+        <w:rPr>
+          <w:rFonts w:ascii="Open Sans" w:hAnsi="Open Sans" w:cs="Open Sans"/>
+          <w:color w:val="0E2841" w:themeColor="text2"/>
+        </w:rPr>
+        <w:t xml:space="preserve"> (-)</w:t>
+      </w:r>
+      <w:r>
+        <w:rPr>
+          <w:rFonts w:ascii="Open Sans" w:hAnsi="Open Sans" w:cs="Open Sans"/>
+          <w:color w:val="0E2841" w:themeColor="text2"/>
+        </w:rPr>
+        <w:t xml:space="preserve"> and </w:t>
+      </w:r>
+      <w:proofErr w:type="spellStart"/>
+      <w:r>
+        <w:rPr>
+          <w:rFonts w:ascii="Open Sans" w:hAnsi="Open Sans" w:cs="Open Sans"/>
+          <w:color w:val="0E2841" w:themeColor="text2"/>
+        </w:rPr>
+        <w:t>em</w:t>
+      </w:r>
+      <w:proofErr w:type="spellEnd"/>
+      <w:r>
+        <w:rPr>
+          <w:rFonts w:ascii="Open Sans" w:hAnsi="Open Sans" w:cs="Open Sans"/>
+          <w:color w:val="0E2841" w:themeColor="text2"/>
+        </w:rPr>
+        <w:t>-dashes</w:t>
+      </w:r>
+      <w:r>
+        <w:rPr>
+          <w:rFonts w:ascii="Open Sans" w:hAnsi="Open Sans" w:cs="Open Sans"/>
+          <w:color w:val="0E2841" w:themeColor="text2"/>
+        </w:rPr>
+        <w:t xml:space="preserve"> (</w:t>
+      </w:r>
+      <w:r>
+        <w:rPr>
+          <w:rFonts w:ascii="Open Sans" w:hAnsi="Open Sans" w:cs="Open Sans"/>
+          <w:color w:val="0E2841" w:themeColor="text2"/>
+        </w:rPr>
+        <w:t>—</w:t>
+      </w:r>
+      <w:r>
+        <w:rPr>
+          <w:rFonts w:ascii="Open Sans" w:hAnsi="Open Sans" w:cs="Open Sans"/>
+          <w:color w:val="0E2841" w:themeColor="text2"/>
+        </w:rPr>
+        <w:t>)</w:t>
+      </w:r>
+      <w:r>
+        <w:rPr>
+          <w:rFonts w:ascii="Open Sans" w:hAnsi="Open Sans" w:cs="Open Sans"/>
+          <w:color w:val="0E2841" w:themeColor="text2"/>
+        </w:rPr>
+        <w:t xml:space="preserve"> in your sentences, as these can interrupt the flow of the sentence.</w:t>
+      </w:r>
+    </w:p>
+    <w:p>
+      <w:pPr>
+        <w:rPr>
+          <w:rFonts w:ascii="Open Sans" w:hAnsi="Open Sans" w:cs="Open Sans"/>
+          <w:color w:val="0E2841" w:themeColor="text2"/>
+          <w:lang w:val="en-US"/>
+        </w:rPr>
+      </w:pPr>
+    </w:p>
+    <w:p>
+      <w:pPr>
+        <w:rPr>
+          <w:rFonts w:ascii="Open Sans" w:hAnsi="Open Sans" w:cs="Open Sans"/>
           <w:b/>
           <w:bCs/>
-          <w:lang w:val="en-US"/>
-        </w:rPr>
-      </w:pPr>
-    </w:p>
-    <w:p>
-      <w:pPr>
-        <w:rPr>
-          <w:lang w:val="en-US"/>
-        </w:rPr>
-      </w:pPr>
-    </w:p>
-    <w:p>
-      <w:pPr>
-        <w:rPr>
-          <w:lang w:val="en-US"/>
-        </w:rPr>
-      </w:pPr>
+          <w:color w:val="0E2841" w:themeColor="text2"/>
+          <w:sz w:val="32"/>
+          <w:szCs w:val="32"/>
+          <w:lang w:val="en-US"/>
+        </w:rPr>
+      </w:pPr>
+      <w:proofErr w:type="spellStart"/>
+      <w:r>
+        <w:rPr>
+          <w:rFonts w:ascii="Open Sans" w:hAnsi="Open Sans" w:cs="Open Sans"/>
+          <w:b/>
+          <w:bCs/>
+          <w:color w:val="0E2841" w:themeColor="text2"/>
+          <w:sz w:val="32"/>
+          <w:szCs w:val="32"/>
+          <w:lang w:val="en-US"/>
+        </w:rPr>
+        <w:t>Colour</w:t>
+      </w:r>
+      <w:proofErr w:type="spellEnd"/>
+    </w:p>
+    <w:p>
+      <w:pPr>
+        <w:rPr>
+          <w:rFonts w:ascii="Open Sans" w:hAnsi="Open Sans" w:cs="Open Sans"/>
+          <w:color w:val="0E2841" w:themeColor="text2"/>
+          <w:lang w:val="en-US"/>
+        </w:rPr>
+      </w:pPr>
+      <w:r>
+        <w:rPr>
+          <w:rFonts w:ascii="Open Sans" w:hAnsi="Open Sans" w:cs="Open Sans"/>
+          <w:color w:val="0E2841" w:themeColor="text2"/>
+          <w:lang w:val="en-US"/>
+        </w:rPr>
+        <w:t xml:space="preserve">Text should </w:t>
+      </w:r>
+      <w:r>
+        <w:rPr>
+          <w:rFonts w:ascii="Open Sans" w:hAnsi="Open Sans" w:cs="Open Sans"/>
+          <w:color w:val="0E2841" w:themeColor="text2"/>
+          <w:lang w:val="en-US"/>
+        </w:rPr>
+        <w:t xml:space="preserve">be darker </w:t>
+      </w:r>
+      <w:r>
+        <w:rPr>
+          <w:rFonts w:ascii="Open Sans" w:hAnsi="Open Sans" w:cs="Open Sans"/>
+          <w:color w:val="0E2841" w:themeColor="text2"/>
+          <w:lang w:val="en-US"/>
+        </w:rPr>
+        <w:t>but avoid pure black (#000000)</w:t>
+      </w:r>
+    </w:p>
+    <w:p>
+      <w:pPr>
+        <w:rPr>
+          <w:rFonts w:ascii="Open Sans" w:hAnsi="Open Sans" w:cs="Open Sans"/>
+          <w:color w:val="002060"/>
+          <w:lang w:val="en-US"/>
+        </w:rPr>
+      </w:pPr>
+      <w:r>
+        <w:rPr>
+          <w:rFonts w:ascii="Open Sans" w:hAnsi="Open Sans" w:cs="Open Sans"/>
+          <w:color w:val="002060"/>
+          <w:lang w:val="en-US"/>
+        </w:rPr>
+        <w:t>Backgrounds should only be</w:t>
+      </w:r>
+      <w:r>
+        <w:rPr>
+          <w:rFonts w:ascii="Open Sans" w:hAnsi="Open Sans" w:cs="Open Sans"/>
+          <w:color w:val="002060"/>
+          <w:lang w:val="en-US"/>
+        </w:rPr>
+        <w:t xml:space="preserve"> a single </w:t>
+      </w:r>
+      <w:proofErr w:type="spellStart"/>
+      <w:r>
+        <w:rPr>
+          <w:rFonts w:ascii="Open Sans" w:hAnsi="Open Sans" w:cs="Open Sans"/>
+          <w:color w:val="002060"/>
+          <w:lang w:val="en-US"/>
+        </w:rPr>
+        <w:t>colour</w:t>
+      </w:r>
+      <w:proofErr w:type="spellEnd"/>
+      <w:r>
+        <w:rPr>
+          <w:rFonts w:ascii="Open Sans" w:hAnsi="Open Sans" w:cs="Open Sans"/>
+          <w:color w:val="002060"/>
+          <w:lang w:val="en-US"/>
+        </w:rPr>
+        <w:t xml:space="preserve"> and </w:t>
+      </w:r>
+      <w:r>
+        <w:rPr>
+          <w:rFonts w:ascii="Open Sans" w:hAnsi="Open Sans" w:cs="Open Sans"/>
+          <w:color w:val="002060"/>
+          <w:lang w:val="en-US"/>
+        </w:rPr>
+        <w:t xml:space="preserve">light, like </w:t>
+      </w:r>
+      <w:r>
+        <w:rPr>
+          <w:rFonts w:ascii="Open Sans" w:hAnsi="Open Sans" w:cs="Open Sans"/>
+          <w:color w:val="002060"/>
+          <w:lang w:val="en-US"/>
+        </w:rPr>
+        <w:t xml:space="preserve">one of the following: </w:t>
+      </w:r>
+      <w:r>
+        <w:rPr>
+          <w:rFonts w:ascii="Open Sans" w:hAnsi="Open Sans" w:cs="Open Sans"/>
+          <w:color w:val="002060"/>
+          <w:lang w:val="en-US"/>
+        </w:rPr>
+        <w:t xml:space="preserve"> </w:t>
+      </w:r>
+      <w:r>
+        <w:rPr>
+          <w:rFonts w:ascii="Open Sans" w:hAnsi="Open Sans" w:cs="Open Sans"/>
+          <w:color w:val="002060"/>
+          <w:lang w:val="en-US"/>
+        </w:rPr>
+        <w:t>off-white, cream, oat, light grey, soft pastel</w:t>
+      </w:r>
+      <w:r>
+        <w:rPr>
+          <w:rFonts w:ascii="Open Sans" w:hAnsi="Open Sans" w:cs="Open Sans"/>
+          <w:color w:val="002060"/>
+          <w:lang w:val="en-US"/>
+        </w:rPr>
+        <w:t>.</w:t>
+      </w:r>
+    </w:p>
+    <w:p>
+      <w:pPr>
+        <w:rPr>
+          <w:rFonts w:ascii="Open Sans" w:hAnsi="Open Sans" w:cs="Open Sans"/>
+          <w:color w:val="002060"/>
+          <w:lang w:val="en-US"/>
+        </w:rPr>
+      </w:pPr>
+    </w:p>
+    <w:p>
+      <w:pPr>
+        <w:rPr>
+          <w:rFonts w:ascii="Open Sans" w:hAnsi="Open Sans" w:cs="Open Sans"/>
+          <w:color w:val="002060"/>
+          <w:lang w:val="en-US"/>
+        </w:rPr>
+      </w:pPr>
+      <w:r>
+        <w:rPr>
+          <w:rFonts w:ascii="Open Sans" w:hAnsi="Open Sans" w:cs="Open Sans"/>
+          <w:color w:val="002060"/>
+          <w:lang w:val="en-US"/>
+        </w:rPr>
+        <w:t xml:space="preserve">These </w:t>
+      </w:r>
+      <w:proofErr w:type="spellStart"/>
+      <w:r>
+        <w:rPr>
+          <w:rFonts w:ascii="Open Sans" w:hAnsi="Open Sans" w:cs="Open Sans"/>
+          <w:color w:val="002060"/>
+          <w:lang w:val="en-US"/>
+        </w:rPr>
+        <w:t>colours</w:t>
+      </w:r>
+      <w:proofErr w:type="spellEnd"/>
+      <w:r>
+        <w:rPr>
+          <w:rFonts w:ascii="Open Sans" w:hAnsi="Open Sans" w:cs="Open Sans"/>
+          <w:color w:val="002060"/>
+          <w:lang w:val="en-US"/>
+        </w:rPr>
+        <w:t xml:space="preserve"> should not be used together if differentiation is key</w:t>
+      </w:r>
+      <w:r>
+        <w:rPr>
+          <w:rFonts w:ascii="Open Sans" w:hAnsi="Open Sans" w:cs="Open Sans"/>
+          <w:color w:val="002060"/>
+          <w:lang w:val="en-US"/>
+        </w:rPr>
+        <w:t xml:space="preserve">: </w:t>
+      </w:r>
+      <w:r>
+        <w:rPr>
+          <w:rFonts w:ascii="Open Sans" w:hAnsi="Open Sans" w:cs="Open Sans"/>
+          <w:color w:val="00B050"/>
+          <w:lang w:val="en-US"/>
+        </w:rPr>
+        <w:t>green</w:t>
+      </w:r>
+      <w:r>
+        <w:rPr>
+          <w:rFonts w:ascii="Open Sans" w:hAnsi="Open Sans" w:cs="Open Sans"/>
+          <w:color w:val="002060"/>
+          <w:lang w:val="en-US"/>
+        </w:rPr>
+        <w:t xml:space="preserve"> and </w:t>
+      </w:r>
+      <w:r>
+        <w:rPr>
+          <w:rFonts w:ascii="Open Sans" w:hAnsi="Open Sans" w:cs="Open Sans"/>
+          <w:color w:val="D86DCB" w:themeColor="accent5" w:themeTint="99"/>
+          <w:lang w:val="en-US"/>
+        </w:rPr>
+        <w:t>pink</w:t>
+      </w:r>
+      <w:r>
+        <w:rPr>
+          <w:rFonts w:ascii="Open Sans" w:hAnsi="Open Sans" w:cs="Open Sans"/>
+          <w:color w:val="002060"/>
+          <w:lang w:val="en-US"/>
+        </w:rPr>
+        <w:t>/</w:t>
+      </w:r>
+      <w:r>
+        <w:rPr>
+          <w:rFonts w:ascii="Open Sans" w:hAnsi="Open Sans" w:cs="Open Sans"/>
+          <w:color w:val="FF0000"/>
+          <w:lang w:val="en-US"/>
+        </w:rPr>
+        <w:t>red</w:t>
+      </w:r>
+      <w:r>
+        <w:rPr>
+          <w:rFonts w:ascii="Open Sans" w:hAnsi="Open Sans" w:cs="Open Sans"/>
+          <w:color w:val="002060"/>
+          <w:lang w:val="en-US"/>
+        </w:rPr>
+        <w:t>.</w:t>
+      </w:r>
+    </w:p>
+    <w:p>
+      <w:pPr>
+        <w:rPr>
+          <w:rFonts w:ascii="Open Sans" w:hAnsi="Open Sans" w:cs="Open Sans"/>
+          <w:color w:val="002060"/>
+          <w:lang w:val="en-US"/>
+        </w:rPr>
+      </w:pPr>
+      <w:r>
+        <w:rPr>
+          <w:rFonts w:ascii="Open Sans" w:hAnsi="Open Sans" w:cs="Open Sans"/>
+          <w:color w:val="002060"/>
+          <w:lang w:val="en-US"/>
+        </w:rPr>
+        <w:lastRenderedPageBreak/>
+        <w:t>Some</w:t>
+      </w:r>
+      <w:r>
+        <w:rPr>
+          <w:rFonts w:ascii="Open Sans" w:hAnsi="Open Sans" w:cs="Open Sans"/>
+          <w:color w:val="002060"/>
+          <w:lang w:val="en-US"/>
+        </w:rPr>
+        <w:t xml:space="preserve"> </w:t>
+      </w:r>
+      <w:proofErr w:type="spellStart"/>
+      <w:r>
+        <w:rPr>
+          <w:rFonts w:ascii="Open Sans" w:hAnsi="Open Sans" w:cs="Open Sans"/>
+          <w:color w:val="002060"/>
+          <w:lang w:val="en-US"/>
+        </w:rPr>
+        <w:t>colours</w:t>
+      </w:r>
+      <w:proofErr w:type="spellEnd"/>
+      <w:r>
+        <w:rPr>
+          <w:rFonts w:ascii="Open Sans" w:hAnsi="Open Sans" w:cs="Open Sans"/>
+          <w:color w:val="002060"/>
+          <w:lang w:val="en-US"/>
+        </w:rPr>
+        <w:t xml:space="preserve"> should not be used together as it’s </w:t>
+      </w:r>
+      <w:r>
+        <w:rPr>
+          <w:rFonts w:ascii="Open Sans" w:hAnsi="Open Sans" w:cs="Open Sans"/>
+          <w:color w:val="002060"/>
+          <w:lang w:val="en-US"/>
+        </w:rPr>
+        <w:t>unappealing</w:t>
+      </w:r>
+      <w:r>
+        <w:rPr>
+          <w:rFonts w:ascii="Open Sans" w:hAnsi="Open Sans" w:cs="Open Sans"/>
+          <w:color w:val="002060"/>
+          <w:lang w:val="en-US"/>
+        </w:rPr>
+        <w:t>. Refer to the ugly combos file in the project for more information.</w:t>
+      </w:r>
+    </w:p>
+    <w:p>
+      <w:pPr>
+        <w:rPr>
+          <w:rFonts w:ascii="Open Sans" w:hAnsi="Open Sans" w:cs="Open Sans"/>
+          <w:color w:val="002060"/>
+          <w:lang w:val="en-US"/>
+        </w:rPr>
+      </w:pPr>
+    </w:p>
+    <w:p>
+      <w:pPr>
+        <w:rPr>
+          <w:rFonts w:ascii="Open Sans" w:hAnsi="Open Sans" w:cs="Open Sans"/>
+          <w:color w:val="002060"/>
+          <w:lang w:val="en-US"/>
+        </w:rPr>
+      </w:pPr>
+      <w:r>
+        <w:rPr>
+          <w:rFonts w:ascii="Open Sans" w:hAnsi="Open Sans" w:cs="Open Sans"/>
+          <w:color w:val="002060"/>
+          <w:lang w:val="en-US"/>
+        </w:rPr>
+        <w:t xml:space="preserve">These </w:t>
+      </w:r>
+      <w:proofErr w:type="spellStart"/>
+      <w:r>
+        <w:rPr>
+          <w:rFonts w:ascii="Open Sans" w:hAnsi="Open Sans" w:cs="Open Sans"/>
+          <w:color w:val="002060"/>
+          <w:lang w:val="en-US"/>
+        </w:rPr>
+        <w:t>colours</w:t>
+      </w:r>
+      <w:proofErr w:type="spellEnd"/>
+      <w:r>
+        <w:rPr>
+          <w:rFonts w:ascii="Open Sans" w:hAnsi="Open Sans" w:cs="Open Sans"/>
+          <w:color w:val="002060"/>
+          <w:lang w:val="en-US"/>
+        </w:rPr>
+        <w:t xml:space="preserve"> are unreadable together</w:t>
+      </w:r>
+      <w:r>
+        <w:rPr>
+          <w:rFonts w:ascii="Open Sans" w:hAnsi="Open Sans" w:cs="Open Sans"/>
+          <w:color w:val="002060"/>
+          <w:lang w:val="en-US"/>
+        </w:rPr>
+        <w:t>: bright text on bright backgrounds, light text on light backgrounds, dark text on dark backgrounds, pastel text on a bright background.</w:t>
+      </w:r>
+    </w:p>
+    <w:p>
+      <w:pPr>
+        <w:rPr>
+          <w:rFonts w:ascii="Open Sans" w:hAnsi="Open Sans" w:cs="Open Sans"/>
+          <w:color w:val="002060"/>
+          <w:lang w:val="en-US"/>
+        </w:rPr>
+      </w:pPr>
+    </w:p>
+    <w:p>
+      <w:pPr>
+        <w:rPr>
+          <w:rFonts w:ascii="Open Sans" w:hAnsi="Open Sans" w:cs="Open Sans"/>
+          <w:color w:val="002060"/>
+          <w:lang w:val="en-US"/>
+        </w:rPr>
+      </w:pPr>
+      <w:r>
+        <w:rPr>
+          <w:rFonts w:ascii="Open Sans" w:hAnsi="Open Sans" w:cs="Open Sans"/>
+          <w:color w:val="002060"/>
+          <w:lang w:val="en-US"/>
+        </w:rPr>
+        <w:t xml:space="preserve">Contrast on text to background </w:t>
+      </w:r>
+      <w:proofErr w:type="spellStart"/>
+      <w:r>
+        <w:rPr>
+          <w:rFonts w:ascii="Open Sans" w:hAnsi="Open Sans" w:cs="Open Sans"/>
+          <w:color w:val="002060"/>
+          <w:lang w:val="en-US"/>
+        </w:rPr>
+        <w:t>colour</w:t>
+      </w:r>
+      <w:proofErr w:type="spellEnd"/>
+      <w:r>
+        <w:rPr>
+          <w:rFonts w:ascii="Open Sans" w:hAnsi="Open Sans" w:cs="Open Sans"/>
+          <w:color w:val="002060"/>
+          <w:lang w:val="en-US"/>
+        </w:rPr>
+        <w:t xml:space="preserve"> should be high enough. </w:t>
+      </w:r>
+      <w:r>
+        <w:rPr>
+          <w:rFonts w:ascii="Open Sans" w:hAnsi="Open Sans" w:cs="Open Sans"/>
+          <w:color w:val="002060"/>
+        </w:rPr>
+        <w:t>Text should have a minimum contrast ratio of 4.5:1 for normal-sized text and 3:1 for large text.</w:t>
+      </w:r>
+    </w:p>
+    <w:p>
+      <w:pPr>
+        <w:rPr>
+          <w:rFonts w:ascii="Open Sans" w:hAnsi="Open Sans" w:cs="Open Sans"/>
+          <w:color w:val="002060"/>
+          <w:lang w:val="en-US"/>
+        </w:rPr>
+      </w:pPr>
+    </w:p>
+    <w:p>
+      <w:pPr>
+        <w:rPr>
+          <w:rFonts w:ascii="Open Sans" w:hAnsi="Open Sans" w:cs="Open Sans"/>
+          <w:color w:val="002060"/>
+          <w:lang w:val="en-US"/>
+        </w:rPr>
+      </w:pPr>
+      <w:r>
+        <w:rPr>
+          <w:rFonts w:ascii="Open Sans" w:hAnsi="Open Sans" w:cs="Open Sans"/>
+          <w:color w:val="002060"/>
+          <w:lang w:val="en-US"/>
+        </w:rPr>
+        <w:t xml:space="preserve">No more than 4 </w:t>
+      </w:r>
+      <w:proofErr w:type="spellStart"/>
+      <w:r>
+        <w:rPr>
+          <w:rFonts w:ascii="Open Sans" w:hAnsi="Open Sans" w:cs="Open Sans"/>
+          <w:color w:val="002060"/>
+          <w:lang w:val="en-US"/>
+        </w:rPr>
+        <w:t>colours</w:t>
+      </w:r>
+      <w:proofErr w:type="spellEnd"/>
+      <w:r>
+        <w:rPr>
+          <w:rFonts w:ascii="Open Sans" w:hAnsi="Open Sans" w:cs="Open Sans"/>
+          <w:color w:val="002060"/>
+          <w:lang w:val="en-US"/>
+        </w:rPr>
+        <w:t xml:space="preserve"> used on a page. </w:t>
+      </w:r>
+      <w:r>
+        <w:rPr>
+          <w:rFonts w:ascii="Open Sans" w:hAnsi="Open Sans" w:cs="Open Sans"/>
+          <w:color w:val="002060"/>
+          <w:lang w:val="en-US"/>
+        </w:rPr>
+        <w:t>It leads to bad and distracting design.</w:t>
+      </w:r>
+    </w:p>
+    <w:p>
+      <w:pPr>
+        <w:rPr>
+          <w:rFonts w:ascii="Open Sans" w:hAnsi="Open Sans" w:cs="Open Sans"/>
+          <w:b/>
+          <w:bCs/>
+          <w:color w:val="002060"/>
+          <w:lang w:val="en-US"/>
+        </w:rPr>
+      </w:pPr>
+    </w:p>
+    <w:p>
+      <w:pPr>
+        <w:rPr>
+          <w:rFonts w:ascii="Open Sans" w:hAnsi="Open Sans" w:cs="Open Sans"/>
+          <w:b/>
+          <w:bCs/>
+          <w:color w:val="002060"/>
+          <w:sz w:val="32"/>
+          <w:szCs w:val="32"/>
+          <w:lang w:val="en-US"/>
+        </w:rPr>
+      </w:pPr>
+      <w:r>
+        <w:rPr>
+          <w:rFonts w:ascii="Open Sans" w:hAnsi="Open Sans" w:cs="Open Sans"/>
+          <w:b/>
+          <w:bCs/>
+          <w:color w:val="002060"/>
+          <w:sz w:val="32"/>
+          <w:szCs w:val="32"/>
+          <w:lang w:val="en-US"/>
+        </w:rPr>
+        <w:t>Design</w:t>
+      </w:r>
+    </w:p>
+    <w:p>
+      <w:pPr>
+        <w:rPr>
+          <w:rFonts w:ascii="Open Sans" w:hAnsi="Open Sans" w:cs="Open Sans"/>
+          <w:color w:val="002060"/>
+          <w:lang w:val="en-US"/>
+        </w:rPr>
+      </w:pPr>
+      <w:r>
+        <w:rPr>
+          <w:rFonts w:ascii="Open Sans" w:hAnsi="Open Sans" w:cs="Open Sans"/>
+          <w:color w:val="002060"/>
+          <w:lang w:val="en-US"/>
+        </w:rPr>
+        <w:t xml:space="preserve">Text </w:t>
+      </w:r>
+      <w:r>
+        <w:rPr>
+          <w:rFonts w:ascii="Open Sans" w:hAnsi="Open Sans" w:cs="Open Sans"/>
+          <w:color w:val="002060"/>
+          <w:lang w:val="en-US"/>
+        </w:rPr>
+        <w:t xml:space="preserve">width </w:t>
+      </w:r>
+      <w:r>
+        <w:rPr>
+          <w:rFonts w:ascii="Open Sans" w:hAnsi="Open Sans" w:cs="Open Sans"/>
+          <w:color w:val="002060"/>
+          <w:lang w:val="en-US"/>
+        </w:rPr>
+        <w:t xml:space="preserve">should </w:t>
+      </w:r>
+      <w:r>
+        <w:rPr>
+          <w:rFonts w:ascii="Open Sans" w:hAnsi="Open Sans" w:cs="Open Sans"/>
+          <w:color w:val="002060"/>
+          <w:lang w:val="en-US"/>
+        </w:rPr>
+        <w:t>leave at least 10mm of margin</w:t>
+      </w:r>
+      <w:r>
+        <w:rPr>
+          <w:rFonts w:ascii="Open Sans" w:hAnsi="Open Sans" w:cs="Open Sans"/>
+          <w:color w:val="002060"/>
+          <w:lang w:val="en-US"/>
+        </w:rPr>
+        <w:t>.</w:t>
+      </w:r>
+    </w:p>
+    <w:p>
+      <w:pPr>
+        <w:rPr>
+          <w:rFonts w:ascii="Open Sans" w:hAnsi="Open Sans" w:cs="Open Sans"/>
+          <w:color w:val="002060"/>
+          <w:lang w:val="en-US"/>
+        </w:rPr>
+      </w:pPr>
+    </w:p>
+    <w:p>
+      <w:pPr>
+        <w:rPr>
+          <w:rFonts w:ascii="Open Sans" w:hAnsi="Open Sans" w:cs="Open Sans"/>
+          <w:color w:val="002060"/>
+          <w:lang w:val="en-US"/>
+        </w:rPr>
+      </w:pPr>
+      <w:r>
+        <w:rPr>
+          <w:rFonts w:ascii="Open Sans" w:hAnsi="Open Sans" w:cs="Open Sans"/>
+          <w:color w:val="002060"/>
+          <w:lang w:val="en-US"/>
+        </w:rPr>
+        <w:t xml:space="preserve">Only relevant images with a short, single sentence to explain. </w:t>
+      </w:r>
+    </w:p>
+    <w:p>
+      <w:pPr>
+        <w:rPr>
+          <w:rFonts w:ascii="Open Sans" w:hAnsi="Open Sans" w:cs="Open Sans"/>
+          <w:color w:val="002060"/>
+          <w:lang w:val="en-US"/>
+        </w:rPr>
+      </w:pPr>
+      <w:r>
+        <w:rPr>
+          <w:rFonts w:ascii="Open Sans" w:hAnsi="Open Sans" w:cs="Open Sans"/>
+          <w:noProof/>
+          <w:color w:val="002060"/>
+          <w:lang w:val="en-US"/>
+        </w:rPr>
+        <w:drawing>
+          <wp:inline distT="0" distB="0" distL="0" distR="0" wp14:anchorId="3FBB1977" wp14:editId="7F167410">
+            <wp:extent cx="1203276" cy="902524"/>
+            <wp:effectExtent l="0" t="0" r="0" b="0"/>
+            <wp:docPr id="1050334194" name="Picture 1"/>
+            <wp:cNvGraphicFramePr>
+              <a:graphicFrameLocks xmlns:a="http://schemas.openxmlformats.org/drawingml/2006/main" noChangeAspect="1"/>
+            </wp:cNvGraphicFramePr>
+            <a:graphic xmlns:a="http://schemas.openxmlformats.org/drawingml/2006/main">
+              <a:graphicData uri="http://schemas.openxmlformats.org/drawingml/2006/picture">
+                <pic:pic xmlns:pic="http://schemas.openxmlformats.org/drawingml/2006/picture">
+                  <pic:nvPicPr>
+                    <pic:cNvPr id="1050334194" name="Picture 1050334194"/>
+                    <pic:cNvPicPr/>
+                  </pic:nvPicPr>
+                  <pic:blipFill>
+                    <a:blip r:embed="rId6" cstate="print">
+                      <a:extLst>
+                        <a:ext uri="{28A0092B-C50C-407E-A947-70E740481C1C}">
+                          <a14:useLocalDpi xmlns:a14="http://schemas.microsoft.com/office/drawing/2010/main" val="0"/>
+                        </a:ext>
+                        <a:ext uri="{837473B0-CC2E-450A-ABE3-18F120FF3D39}">
+                          <a1611:picAttrSrcUrl xmlns:a1611="http://schemas.microsoft.com/office/drawing/2016/11/main" r:id="rId7"/>
+                        </a:ext>
+                      </a:extLst>
+                    </a:blip>
+                    <a:stretch>
+                      <a:fillRect/>
+                    </a:stretch>
+                  </pic:blipFill>
+                  <pic:spPr>
+                    <a:xfrm>
+                      <a:off x="0" y="0"/>
+                      <a:ext cx="1235513" cy="926703"/>
+                    </a:xfrm>
+                    <a:prstGeom prst="rect">
+                      <a:avLst/>
+                    </a:prstGeom>
+                  </pic:spPr>
+                </pic:pic>
+              </a:graphicData>
+            </a:graphic>
+          </wp:inline>
+        </w:drawing>
+      </w:r>
+      <w:r>
+        <w:rPr>
+          <w:rFonts w:ascii="Open Sans" w:hAnsi="Open Sans" w:cs="Open Sans"/>
+          <w:color w:val="002060"/>
+          <w:lang w:val="en-US"/>
+        </w:rPr>
+        <w:t xml:space="preserve">  An example image to illustrate the point.</w:t>
+      </w:r>
+    </w:p>
+    <w:p>
+      <w:pPr>
+        <w:rPr>
+          <w:rFonts w:ascii="Open Sans" w:hAnsi="Open Sans" w:cs="Open Sans"/>
+          <w:color w:val="002060"/>
+          <w:lang w:val="en-US"/>
+        </w:rPr>
+      </w:pPr>
+    </w:p>
+    <w:p>
+      <w:pPr>
+        <w:rPr>
+          <w:rFonts w:ascii="Open Sans" w:hAnsi="Open Sans" w:cs="Open Sans"/>
+          <w:color w:val="002060"/>
+          <w:lang w:val="en-US"/>
+        </w:rPr>
+      </w:pPr>
+      <w:r>
+        <w:rPr>
+          <w:rFonts w:ascii="Open Sans" w:hAnsi="Open Sans" w:cs="Open Sans"/>
+          <w:color w:val="002060"/>
+          <w:lang w:val="en-US"/>
+        </w:rPr>
+        <w:t xml:space="preserve">Bullet points where possible for lists (no more than </w:t>
+      </w:r>
+      <w:r>
+        <w:rPr>
+          <w:rFonts w:ascii="Open Sans" w:hAnsi="Open Sans" w:cs="Open Sans"/>
+          <w:color w:val="002060"/>
+          <w:lang w:val="en-US"/>
+        </w:rPr>
+        <w:t>≈</w:t>
+      </w:r>
+      <w:r>
+        <w:rPr>
+          <w:rFonts w:ascii="Open Sans" w:hAnsi="Open Sans" w:cs="Open Sans"/>
+          <w:color w:val="002060"/>
+          <w:lang w:val="en-US"/>
+        </w:rPr>
+        <w:t>12</w:t>
+      </w:r>
+      <w:r>
+        <w:rPr>
+          <w:rFonts w:ascii="Open Sans" w:hAnsi="Open Sans" w:cs="Open Sans"/>
+          <w:color w:val="002060"/>
+          <w:lang w:val="en-US"/>
+        </w:rPr>
+        <w:t xml:space="preserve"> points)</w:t>
+      </w:r>
+    </w:p>
+    <w:p>
+      <w:pPr>
+        <w:rPr>
+          <w:rFonts w:ascii="Open Sans" w:hAnsi="Open Sans" w:cs="Open Sans"/>
+          <w:color w:val="002060"/>
+          <w:lang w:val="en-US"/>
+        </w:rPr>
+      </w:pPr>
+    </w:p>
+    <w:p>
+      <w:pPr>
+        <w:rPr>
+          <w:rFonts w:ascii="Open Sans" w:hAnsi="Open Sans" w:cs="Open Sans"/>
+          <w:color w:val="002060"/>
+          <w:lang w:val="en-US"/>
+        </w:rPr>
+      </w:pPr>
+      <w:r>
+        <w:rPr>
+          <w:rFonts w:ascii="Open Sans" w:hAnsi="Open Sans" w:cs="Open Sans"/>
+          <w:color w:val="002060"/>
+          <w:lang w:val="en-US"/>
+        </w:rPr>
+        <w:t xml:space="preserve">Break up page with headings, bullet points, or an image every </w:t>
+      </w:r>
+      <w:r>
+        <w:rPr>
+          <w:rFonts w:ascii="Open Sans" w:hAnsi="Open Sans" w:cs="Open Sans"/>
+          <w:color w:val="002060"/>
+          <w:lang w:val="en-US"/>
+        </w:rPr>
+        <w:t>3</w:t>
+      </w:r>
+      <w:r>
+        <w:rPr>
+          <w:rFonts w:ascii="Open Sans" w:hAnsi="Open Sans" w:cs="Open Sans"/>
+          <w:color w:val="002060"/>
+          <w:lang w:val="en-US"/>
+        </w:rPr>
+        <w:t>-</w:t>
+      </w:r>
+      <w:r>
+        <w:rPr>
+          <w:rFonts w:ascii="Open Sans" w:hAnsi="Open Sans" w:cs="Open Sans"/>
+          <w:color w:val="002060"/>
+          <w:lang w:val="en-US"/>
+        </w:rPr>
+        <w:t>6</w:t>
+      </w:r>
+      <w:r>
+        <w:rPr>
+          <w:rFonts w:ascii="Open Sans" w:hAnsi="Open Sans" w:cs="Open Sans"/>
+          <w:color w:val="002060"/>
+          <w:lang w:val="en-US"/>
+        </w:rPr>
+        <w:t xml:space="preserve"> paragraphs</w:t>
+      </w:r>
+      <w:r>
+        <w:rPr>
+          <w:rFonts w:ascii="Open Sans" w:hAnsi="Open Sans" w:cs="Open Sans"/>
+          <w:color w:val="002060"/>
+          <w:lang w:val="en-US"/>
+        </w:rPr>
+        <w:t>.</w:t>
+      </w:r>
+    </w:p>
+    <w:p>
+      <w:pPr>
+        <w:rPr>
+          <w:rFonts w:ascii="Open Sans" w:hAnsi="Open Sans" w:cs="Open Sans"/>
+          <w:color w:val="002060"/>
+          <w:lang w:val="en-US"/>
+        </w:rPr>
+      </w:pPr>
+    </w:p>
+    <w:p>
+      <w:pPr>
+        <w:rPr>
+          <w:rFonts w:ascii="Open Sans" w:hAnsi="Open Sans" w:cs="Open Sans"/>
+          <w:color w:val="002060"/>
+          <w:sz w:val="28"/>
+          <w:szCs w:val="28"/>
+          <w:lang w:val="en-US"/>
+        </w:rPr>
+      </w:pPr>
+      <w:r>
+        <w:rPr>
+          <w:rFonts w:ascii="Open Sans" w:hAnsi="Open Sans" w:cs="Open Sans"/>
+          <w:color w:val="002060"/>
+          <w:lang w:val="en-US"/>
+        </w:rPr>
+        <w:t xml:space="preserve">Potential gain to changing the font (to one that is recommended) </w:t>
+      </w:r>
+      <w:r>
+        <w:rPr>
+          <w:rFonts w:ascii="Open Sans" w:hAnsi="Open Sans" w:cs="Open Sans"/>
+          <w:color w:val="002060"/>
+          <w:sz w:val="28"/>
+          <w:szCs w:val="28"/>
+          <w:lang w:val="en-US"/>
+        </w:rPr>
+        <w:t xml:space="preserve">in longer articles part way through to maintain attention. </w:t>
+      </w:r>
     </w:p>
     <w:sectPr>
       <w:pgSz w:w="11906" w:h="16838"/>
@@ -1086,8 +2583,124 @@
       </w:rPr>
     </w:lvl>
   </w:abstractNum>
+  <w:abstractNum w:abstractNumId="1" w15:restartNumberingAfterBreak="0">
+    <w:nsid w:val="52CB7510"/>
+    <w:multiLevelType w:val="hybridMultilevel"/>
+    <w:tmpl w:val="A0822656"/>
+    <w:lvl w:ilvl="0" w:tplc="0EDE992C">
+      <w:numFmt w:val="bullet"/>
+      <w:lvlText w:val="-"/>
+      <w:lvlJc w:val="left"/>
+      <w:pPr>
+        <w:ind w:left="720" w:hanging="360"/>
+      </w:pPr>
+      <w:rPr>
+        <w:rFonts w:ascii="Open Sans" w:eastAsiaTheme="minorHAnsi" w:hAnsi="Open Sans" w:cs="Open Sans" w:hint="default"/>
+        <w:i w:val="0"/>
+      </w:rPr>
+    </w:lvl>
+    <w:lvl w:ilvl="1" w:tplc="20000003" w:tentative="1">
+      <w:start w:val="1"/>
+      <w:numFmt w:val="bullet"/>
+      <w:lvlText w:val="o"/>
+      <w:lvlJc w:val="left"/>
+      <w:pPr>
+        <w:ind w:left="1440" w:hanging="360"/>
+      </w:pPr>
+      <w:rPr>
+        <w:rFonts w:ascii="Courier New" w:hAnsi="Courier New" w:cs="Courier New" w:hint="default"/>
+      </w:rPr>
+    </w:lvl>
+    <w:lvl w:ilvl="2" w:tplc="20000005" w:tentative="1">
+      <w:start w:val="1"/>
+      <w:numFmt w:val="bullet"/>
+      <w:lvlText w:val=""/>
+      <w:lvlJc w:val="left"/>
+      <w:pPr>
+        <w:ind w:left="2160" w:hanging="360"/>
+      </w:pPr>
+      <w:rPr>
+        <w:rFonts w:ascii="Wingdings" w:hAnsi="Wingdings" w:hint="default"/>
+      </w:rPr>
+    </w:lvl>
+    <w:lvl w:ilvl="3" w:tplc="20000001" w:tentative="1">
+      <w:start w:val="1"/>
+      <w:numFmt w:val="bullet"/>
+      <w:lvlText w:val=""/>
+      <w:lvlJc w:val="left"/>
+      <w:pPr>
+        <w:ind w:left="2880" w:hanging="360"/>
+      </w:pPr>
+      <w:rPr>
+        <w:rFonts w:ascii="Symbol" w:hAnsi="Symbol" w:hint="default"/>
+      </w:rPr>
+    </w:lvl>
+    <w:lvl w:ilvl="4" w:tplc="20000003" w:tentative="1">
+      <w:start w:val="1"/>
+      <w:numFmt w:val="bullet"/>
+      <w:lvlText w:val="o"/>
+      <w:lvlJc w:val="left"/>
+      <w:pPr>
+        <w:ind w:left="3600" w:hanging="360"/>
+      </w:pPr>
+      <w:rPr>
+        <w:rFonts w:ascii="Courier New" w:hAnsi="Courier New" w:cs="Courier New" w:hint="default"/>
+      </w:rPr>
+    </w:lvl>
+    <w:lvl w:ilvl="5" w:tplc="20000005" w:tentative="1">
+      <w:start w:val="1"/>
+      <w:numFmt w:val="bullet"/>
+      <w:lvlText w:val=""/>
+      <w:lvlJc w:val="left"/>
+      <w:pPr>
+        <w:ind w:left="4320" w:hanging="360"/>
+      </w:pPr>
+      <w:rPr>
+        <w:rFonts w:ascii="Wingdings" w:hAnsi="Wingdings" w:hint="default"/>
+      </w:rPr>
+    </w:lvl>
+    <w:lvl w:ilvl="6" w:tplc="20000001" w:tentative="1">
+      <w:start w:val="1"/>
+      <w:numFmt w:val="bullet"/>
+      <w:lvlText w:val=""/>
+      <w:lvlJc w:val="left"/>
+      <w:pPr>
+        <w:ind w:left="5040" w:hanging="360"/>
+      </w:pPr>
+      <w:rPr>
+        <w:rFonts w:ascii="Symbol" w:hAnsi="Symbol" w:hint="default"/>
+      </w:rPr>
+    </w:lvl>
+    <w:lvl w:ilvl="7" w:tplc="20000003" w:tentative="1">
+      <w:start w:val="1"/>
+      <w:numFmt w:val="bullet"/>
+      <w:lvlText w:val="o"/>
+      <w:lvlJc w:val="left"/>
+      <w:pPr>
+        <w:ind w:left="5760" w:hanging="360"/>
+      </w:pPr>
+      <w:rPr>
+        <w:rFonts w:ascii="Courier New" w:hAnsi="Courier New" w:cs="Courier New" w:hint="default"/>
+      </w:rPr>
+    </w:lvl>
+    <w:lvl w:ilvl="8" w:tplc="20000005" w:tentative="1">
+      <w:start w:val="1"/>
+      <w:numFmt w:val="bullet"/>
+      <w:lvlText w:val=""/>
+      <w:lvlJc w:val="left"/>
+      <w:pPr>
+        <w:ind w:left="6480" w:hanging="360"/>
+      </w:pPr>
+      <w:rPr>
+        <w:rFonts w:ascii="Wingdings" w:hAnsi="Wingdings" w:hint="default"/>
+      </w:rPr>
+    </w:lvl>
+  </w:abstractNum>
   <w:num w:numId="1" w16cid:durableId="699816915">
     <w:abstractNumId w:val="0"/>
+  </w:num>
+  <w:num w:numId="2" w16cid:durableId="382103325">
+    <w:abstractNumId w:val="1"/>
   </w:num>
 </w:numbering>
 </file>
@@ -2009,6 +3622,29 @@
       <w:spacing w:val="5"/>
     </w:rPr>
   </w:style>
+  <w:style w:type="character" w:styleId="Hyperlink">
+    <w:name w:val="Hyperlink"/>
+    <w:basedOn w:val="DefaultParagraphFont"/>
+    <w:uiPriority w:val="99"/>
+    <w:unhideWhenUsed/>
+    <w:rsid w:val="005F0C3E"/>
+    <w:rPr>
+      <w:color w:val="467886" w:themeColor="hyperlink"/>
+      <w:u w:val="single"/>
+    </w:rPr>
+  </w:style>
+  <w:style w:type="character" w:styleId="UnresolvedMention">
+    <w:name w:val="Unresolved Mention"/>
+    <w:basedOn w:val="DefaultParagraphFont"/>
+    <w:uiPriority w:val="99"/>
+    <w:semiHidden/>
+    <w:unhideWhenUsed/>
+    <w:rsid w:val="005F0C3E"/>
+    <w:rPr>
+      <w:color w:val="605E5C"/>
+      <w:shd w:val="clear" w:color="auto" w:fill="E1DFDD"/>
+    </w:rPr>
+  </w:style>
 </w:styles>
 </file>
 
